--- a/ฟอร์มรายงานผล/Word/ปรสิตวิทยา/รายงานผล Parasite_blood.docx
+++ b/ฟอร์มรายงานผล/Word/ปรสิตวิทยา/รายงานผล Parasite_blood.docx
@@ -1,6 +1,6 @@
 
 <file path=word/document.xml><?xml version="1.0" encoding="utf-8"?>
-<w:document xmlns:wpc="http://schemas.microsoft.com/office/word/2010/wordprocessingCanvas" xmlns:cx="http://schemas.microsoft.com/office/drawing/2014/chartex" xmlns:cx1="http://schemas.microsoft.com/office/drawing/2015/9/8/chartex" xmlns:cx2="http://schemas.microsoft.com/office/drawing/2015/10/21/chartex" xmlns:cx3="http://schemas.microsoft.com/office/drawing/2016/5/9/chartex" xmlns:cx4="http://schemas.microsoft.com/office/drawing/2016/5/10/chartex" xmlns:cx5="http://schemas.microsoft.com/office/drawing/2016/5/11/chartex" xmlns:cx6="http://schemas.microsoft.com/office/drawing/2016/5/12/chartex" xmlns:cx7="http://schemas.microsoft.com/office/drawing/2016/5/13/chartex" xmlns:cx8="http://schemas.microsoft.com/office/drawing/2016/5/14/chartex" xmlns:mc="http://schemas.openxmlformats.org/markup-compatibility/2006" xmlns:aink="http://schemas.microsoft.com/office/drawing/2016/ink" xmlns:am3d="http://schemas.microsoft.com/office/drawing/2017/model3d" xmlns:o="urn:schemas-microsoft-com:office:office" xmlns:r="http://schemas.openxmlformats.org/officeDocument/2006/relationships" xmlns:m="http://schemas.openxmlformats.org/officeDocument/2006/math" xmlns:v="urn:schemas-microsoft-com:vml" xmlns:wp14="http://schemas.microsoft.com/office/word/2010/wordprocessingDrawing" xmlns:wp="http://schemas.openxmlformats.org/drawingml/2006/wordprocessingDrawing" xmlns:w10="urn:schemas-microsoft-com:office:word" xmlns:w="http://schemas.openxmlformats.org/wordprocessingml/2006/main" xmlns:w14="http://schemas.microsoft.com/office/word/2010/wordml" xmlns:w15="http://schemas.microsoft.com/office/word/2012/wordml" xmlns:w16cid="http://schemas.microsoft.com/office/word/2016/wordml/cid" xmlns:w16se="http://schemas.microsoft.com/office/word/2015/wordml/symex" xmlns:wpg="http://schemas.microsoft.com/office/word/2010/wordprocessingGroup" xmlns:wpi="http://schemas.microsoft.com/office/word/2010/wordprocessingInk" xmlns:wne="http://schemas.microsoft.com/office/word/2006/wordml" xmlns:wps="http://schemas.microsoft.com/office/word/2010/wordprocessingShape" mc:Ignorable="w14 w15 w16se w16cid wp14">
+<w:document xmlns:wpc="http://schemas.microsoft.com/office/word/2010/wordprocessingCanvas" xmlns:cx="http://schemas.microsoft.com/office/drawing/2014/chartex" xmlns:cx1="http://schemas.microsoft.com/office/drawing/2015/9/8/chartex" xmlns:cx2="http://schemas.microsoft.com/office/drawing/2015/10/21/chartex" xmlns:cx3="http://schemas.microsoft.com/office/drawing/2016/5/9/chartex" xmlns:cx4="http://schemas.microsoft.com/office/drawing/2016/5/10/chartex" xmlns:cx5="http://schemas.microsoft.com/office/drawing/2016/5/11/chartex" xmlns:cx6="http://schemas.microsoft.com/office/drawing/2016/5/12/chartex" xmlns:cx7="http://schemas.microsoft.com/office/drawing/2016/5/13/chartex" xmlns:cx8="http://schemas.microsoft.com/office/drawing/2016/5/14/chartex" xmlns:mc="http://schemas.openxmlformats.org/markup-compatibility/2006" xmlns:aink="http://schemas.microsoft.com/office/drawing/2016/ink" xmlns:am3d="http://schemas.microsoft.com/office/drawing/2017/model3d" xmlns:o="urn:schemas-microsoft-com:office:office" xmlns:oel="http://schemas.microsoft.com/office/2019/extlst" xmlns:r="http://schemas.openxmlformats.org/officeDocument/2006/relationships" xmlns:m="http://schemas.openxmlformats.org/officeDocument/2006/math" xmlns:v="urn:schemas-microsoft-com:vml" xmlns:wp14="http://schemas.microsoft.com/office/word/2010/wordprocessingDrawing" xmlns:wp="http://schemas.openxmlformats.org/drawingml/2006/wordprocessingDrawing" xmlns:w10="urn:schemas-microsoft-com:office:word" xmlns:w="http://schemas.openxmlformats.org/wordprocessingml/2006/main" xmlns:w14="http://schemas.microsoft.com/office/word/2010/wordml" xmlns:w15="http://schemas.microsoft.com/office/word/2012/wordml" xmlns:w16cex="http://schemas.microsoft.com/office/word/2018/wordml/cex" xmlns:w16cid="http://schemas.microsoft.com/office/word/2016/wordml/cid" xmlns:w16="http://schemas.microsoft.com/office/word/2018/wordml" xmlns:w16du="http://schemas.microsoft.com/office/word/2023/wordml/word16du" xmlns:w16sdtdh="http://schemas.microsoft.com/office/word/2020/wordml/sdtdatahash" xmlns:w16sdtfl="http://schemas.microsoft.com/office/word/2024/wordml/sdtformatlock" xmlns:w16se="http://schemas.microsoft.com/office/word/2015/wordml/symex" xmlns:wpg="http://schemas.microsoft.com/office/word/2010/wordprocessingGroup" xmlns:wpi="http://schemas.microsoft.com/office/word/2010/wordprocessingInk" xmlns:wne="http://schemas.microsoft.com/office/word/2006/wordml" xmlns:wps="http://schemas.microsoft.com/office/word/2010/wordprocessingShape" mc:Ignorable="w14 w15 w16se w16cid w16 w16cex w16sdtdh w16sdtfl w16du wp14">
   <w:body>
     <w:tbl>
       <w:tblPr>
@@ -62,7 +62,17 @@
                 <w:szCs w:val="32"/>
                 <w:cs/>
               </w:rPr>
-              <w:t xml:space="preserve">เลขที่รายงาน </w:t>
+              <w:t>เลขที่รายงาน</w:t>
+            </w:r>
+            <w:r>
+              <w:rPr>
+                <w:rFonts w:ascii="TH SarabunPSK" w:hAnsi="TH SarabunPSK" w:cs="TH SarabunPSK"/>
+                <w:b/>
+                <w:bCs/>
+                <w:sz w:val="32"/>
+                <w:szCs w:val="32"/>
+              </w:rPr>
+              <w:t>:</w:t>
             </w:r>
             <w:r>
               <w:rPr>
@@ -72,29 +82,6 @@
               </w:rPr>
               <w:t xml:space="preserve"> </w:t>
             </w:r>
-            <w:sdt>
-              <w:sdtPr>
-                <w:rPr>
-                  <w:rFonts w:ascii="TH SarabunPSK" w:hAnsi="TH SarabunPSK" w:cs="TH SarabunPSK"/>
-                  <w:sz w:val="32"/>
-                  <w:szCs w:val="32"/>
-                </w:rPr>
-                <w:id w:val="255175821"/>
-                <w:placeholder>
-                  <w:docPart w:val="8A1CA22B5F1A40938AD327C9F0C90EF2"/>
-                </w:placeholder>
-                <w:showingPlcHdr/>
-              </w:sdtPr>
-              <w:sdtEndPr/>
-              <w:sdtContent>
-                <w:r>
-                  <w:rPr>
-                    <w:rStyle w:val="PlaceholderText"/>
-                  </w:rPr>
-                  <w:t>Click or tap here to enter text.</w:t>
-                </w:r>
-              </w:sdtContent>
-            </w:sdt>
           </w:p>
         </w:tc>
         <w:tc>
@@ -106,7 +93,7 @@
           <w:p>
             <w:pPr>
               <w:rPr>
-                <w:rFonts w:ascii="TH SarabunPSK" w:hAnsi="TH SarabunPSK" w:cs="TH SarabunPSK" w:hint="cs"/>
+                <w:rFonts w:ascii="TH SarabunPSK" w:hAnsi="TH SarabunPSK" w:cs="TH SarabunPSK"/>
                 <w:b/>
                 <w:bCs/>
                 <w:sz w:val="32"/>
@@ -123,7 +110,28 @@
                 <w:szCs w:val="32"/>
                 <w:cs/>
               </w:rPr>
-              <w:t xml:space="preserve">เลขที่ตัวอย่าง    </w:t>
+              <w:t>เลขที่ตัวอย่าง</w:t>
+            </w:r>
+            <w:r>
+              <w:rPr>
+                <w:rFonts w:ascii="TH SarabunPSK" w:hAnsi="TH SarabunPSK" w:cs="TH SarabunPSK"/>
+                <w:b/>
+                <w:bCs/>
+                <w:sz w:val="32"/>
+                <w:szCs w:val="32"/>
+              </w:rPr>
+              <w:t>:</w:t>
+            </w:r>
+            <w:r>
+              <w:rPr>
+                <w:rFonts w:ascii="TH SarabunPSK" w:hAnsi="TH SarabunPSK" w:cs="TH SarabunPSK"/>
+                <w:b/>
+                <w:bCs/>
+                <w:sz w:val="32"/>
+                <w:szCs w:val="32"/>
+                <w:cs/>
+              </w:rPr>
+              <w:t xml:space="preserve">   </w:t>
             </w:r>
           </w:p>
         </w:tc>
@@ -134,7 +142,6 @@
           </w:tcPr>
           <w:p>
             <w:pPr>
-              <w:jc w:val="right"/>
               <w:rPr>
                 <w:rFonts w:ascii="TH SarabunPSK" w:hAnsi="TH SarabunPSK" w:cs="TH SarabunPSK"/>
                 <w:b/>
@@ -153,7 +160,29 @@
                 <w:szCs w:val="32"/>
                 <w:cs/>
               </w:rPr>
-              <w:t>หน้าที่  ของ</w:t>
+              <w:t>หน้าที่</w:t>
+            </w:r>
+            <w:r>
+              <w:rPr>
+                <w:rFonts w:ascii="TH SarabunPSK" w:hAnsi="TH SarabunPSK" w:cs="TH SarabunPSK" w:hint="cs"/>
+                <w:b/>
+                <w:bCs/>
+                <w:sz w:val="32"/>
+                <w:szCs w:val="32"/>
+                <w:cs/>
+              </w:rPr>
+              <w:t xml:space="preserve"> 1 </w:t>
+            </w:r>
+            <w:r>
+              <w:rPr>
+                <w:rFonts w:ascii="TH SarabunPSK" w:hAnsi="TH SarabunPSK" w:cs="TH SarabunPSK"/>
+                <w:b/>
+                <w:bCs/>
+                <w:sz w:val="32"/>
+                <w:szCs w:val="32"/>
+                <w:cs/>
+              </w:rPr>
+              <w:t>ของ</w:t>
             </w:r>
             <w:r>
               <w:rPr>
@@ -164,32 +193,6 @@
               </w:rPr>
               <w:t xml:space="preserve"> </w:t>
             </w:r>
-            <w:sdt>
-              <w:sdtPr>
-                <w:rPr>
-                  <w:rFonts w:ascii="TH SarabunPSK" w:hAnsi="TH SarabunPSK" w:cs="TH SarabunPSK"/>
-                  <w:b/>
-                  <w:bCs/>
-                  <w:sz w:val="32"/>
-                  <w:szCs w:val="32"/>
-                  <w:cs/>
-                </w:rPr>
-                <w:id w:val="-352341586"/>
-                <w:placeholder>
-                  <w:docPart w:val="6E54BA2BEFB34F0C92D16F2F57735CF8"/>
-                </w:placeholder>
-                <w:showingPlcHdr/>
-              </w:sdtPr>
-              <w:sdtEndPr/>
-              <w:sdtContent>
-                <w:r>
-                  <w:rPr>
-                    <w:rStyle w:val="PlaceholderText"/>
-                  </w:rPr>
-                  <w:t>Click or tap here to enter text.</w:t>
-                </w:r>
-              </w:sdtContent>
-            </w:sdt>
             <w:r>
               <w:rPr>
                 <w:rFonts w:ascii="TH SarabunPSK" w:hAnsi="TH SarabunPSK" w:cs="TH SarabunPSK"/>
@@ -238,51 +241,43 @@
             <w:r>
               <w:rPr>
                 <w:rFonts w:ascii="TH SarabunPSK" w:hAnsi="TH SarabunPSK" w:cs="TH SarabunPSK"/>
-                <w:sz w:val="32"/>
-                <w:szCs w:val="32"/>
-                <w:cs/>
-              </w:rPr>
-              <w:t xml:space="preserve">   </w:t>
-            </w:r>
-            <w:r>
-              <w:rPr>
-                <w:rFonts w:ascii="TH SarabunPSK" w:hAnsi="TH SarabunPSK" w:cs="TH SarabunPSK"/>
                 <w:b/>
                 <w:bCs/>
                 <w:sz w:val="32"/>
                 <w:szCs w:val="32"/>
               </w:rPr>
+              <w:t>:</w:t>
+            </w:r>
+            <w:r>
+              <w:rPr>
+                <w:rFonts w:ascii="TH SarabunPSK" w:hAnsi="TH SarabunPSK" w:cs="TH SarabunPSK"/>
+                <w:b/>
+                <w:bCs/>
+                <w:sz w:val="32"/>
+                <w:szCs w:val="32"/>
+                <w:cs/>
+              </w:rPr>
+              <w:t xml:space="preserve">   </w:t>
+            </w:r>
+            <w:r>
+              <w:rPr>
+                <w:rFonts w:ascii="TH SarabunPSK" w:hAnsi="TH SarabunPSK" w:cs="TH SarabunPSK"/>
+                <w:sz w:val="32"/>
+                <w:szCs w:val="32"/>
+                <w:cs/>
+              </w:rPr>
+              <w:t xml:space="preserve">   </w:t>
+            </w:r>
+            <w:r>
+              <w:rPr>
+                <w:rFonts w:ascii="TH SarabunPSK" w:hAnsi="TH SarabunPSK" w:cs="TH SarabunPSK"/>
+                <w:b/>
+                <w:bCs/>
+                <w:sz w:val="32"/>
+                <w:szCs w:val="32"/>
+              </w:rPr>
               <w:t xml:space="preserve"> </w:t>
             </w:r>
-            <w:sdt>
-              <w:sdtPr>
-                <w:rPr>
-                  <w:rFonts w:ascii="TH SarabunPSK" w:hAnsi="TH SarabunPSK" w:cs="TH SarabunPSK"/>
-                  <w:sz w:val="32"/>
-                  <w:szCs w:val="32"/>
-                </w:rPr>
-                <w:id w:val="1518429540"/>
-                <w:placeholder>
-                  <w:docPart w:val="7652843E0B1A415FA35D0396D3B71BAC"/>
-                </w:placeholder>
-                <w:showingPlcHdr/>
-                <w:date w:fullDate="2025-09-29T00:00:00Z">
-                  <w:dateFormat w:val="dd/MM/bbbb"/>
-                  <w:lid w:val="th-TH"/>
-                  <w:storeMappedDataAs w:val="dateTime"/>
-                  <w:calendar w:val="thai"/>
-                </w:date>
-              </w:sdtPr>
-              <w:sdtEndPr/>
-              <w:sdtContent>
-                <w:r>
-                  <w:rPr>
-                    <w:rStyle w:val="PlaceholderText"/>
-                  </w:rPr>
-                  <w:t>Click or tap to enter a date.</w:t>
-                </w:r>
-              </w:sdtContent>
-            </w:sdt>
           </w:p>
         </w:tc>
         <w:tc>
@@ -317,6 +312,27 @@
             <w:r>
               <w:rPr>
                 <w:rFonts w:ascii="TH SarabunPSK" w:hAnsi="TH SarabunPSK" w:cs="TH SarabunPSK"/>
+                <w:b/>
+                <w:bCs/>
+                <w:sz w:val="32"/>
+                <w:szCs w:val="32"/>
+              </w:rPr>
+              <w:t>:</w:t>
+            </w:r>
+            <w:r>
+              <w:rPr>
+                <w:rFonts w:ascii="TH SarabunPSK" w:hAnsi="TH SarabunPSK" w:cs="TH SarabunPSK"/>
+                <w:b/>
+                <w:bCs/>
+                <w:sz w:val="32"/>
+                <w:szCs w:val="32"/>
+                <w:cs/>
+              </w:rPr>
+              <w:t xml:space="preserve">   </w:t>
+            </w:r>
+            <w:r>
+              <w:rPr>
+                <w:rFonts w:ascii="TH SarabunPSK" w:hAnsi="TH SarabunPSK" w:cs="TH SarabunPSK"/>
                 <w:sz w:val="32"/>
                 <w:szCs w:val="32"/>
                 <w:cs/>
@@ -331,35 +347,6 @@
               </w:rPr>
               <w:t xml:space="preserve">  </w:t>
             </w:r>
-            <w:sdt>
-              <w:sdtPr>
-                <w:rPr>
-                  <w:rFonts w:ascii="TH SarabunPSK" w:hAnsi="TH SarabunPSK" w:cs="TH SarabunPSK"/>
-                  <w:sz w:val="32"/>
-                  <w:szCs w:val="32"/>
-                </w:rPr>
-                <w:id w:val="2067294187"/>
-                <w:placeholder>
-                  <w:docPart w:val="73AFF68DE0D54A07B42BFA3B21BA660D"/>
-                </w:placeholder>
-                <w:showingPlcHdr/>
-                <w:date w:fullDate="2025-09-30T00:00:00Z">
-                  <w:dateFormat w:val="dd/MM/bbbb"/>
-                  <w:lid w:val="th-TH"/>
-                  <w:storeMappedDataAs w:val="dateTime"/>
-                  <w:calendar w:val="thai"/>
-                </w:date>
-              </w:sdtPr>
-              <w:sdtEndPr/>
-              <w:sdtContent>
-                <w:r>
-                  <w:rPr>
-                    <w:rStyle w:val="PlaceholderText"/>
-                  </w:rPr>
-                  <w:t>Click or tap to enter a date.</w:t>
-                </w:r>
-              </w:sdtContent>
-            </w:sdt>
           </w:p>
         </w:tc>
         <w:tc>
@@ -393,6 +380,27 @@
             <w:r>
               <w:rPr>
                 <w:rFonts w:ascii="TH SarabunPSK" w:hAnsi="TH SarabunPSK" w:cs="TH SarabunPSK"/>
+                <w:b/>
+                <w:bCs/>
+                <w:sz w:val="32"/>
+                <w:szCs w:val="32"/>
+              </w:rPr>
+              <w:t>:</w:t>
+            </w:r>
+            <w:r>
+              <w:rPr>
+                <w:rFonts w:ascii="TH SarabunPSK" w:hAnsi="TH SarabunPSK" w:cs="TH SarabunPSK"/>
+                <w:b/>
+                <w:bCs/>
+                <w:sz w:val="32"/>
+                <w:szCs w:val="32"/>
+                <w:cs/>
+              </w:rPr>
+              <w:t xml:space="preserve">   </w:t>
+            </w:r>
+            <w:r>
+              <w:rPr>
+                <w:rFonts w:ascii="TH SarabunPSK" w:hAnsi="TH SarabunPSK" w:cs="TH SarabunPSK"/>
                 <w:sz w:val="32"/>
                 <w:szCs w:val="32"/>
                 <w:cs/>
@@ -407,35 +415,6 @@
               </w:rPr>
               <w:t xml:space="preserve">  </w:t>
             </w:r>
-            <w:sdt>
-              <w:sdtPr>
-                <w:rPr>
-                  <w:rFonts w:ascii="TH SarabunPSK" w:hAnsi="TH SarabunPSK" w:cs="TH SarabunPSK"/>
-                  <w:sz w:val="32"/>
-                  <w:szCs w:val="32"/>
-                </w:rPr>
-                <w:id w:val="-1567866808"/>
-                <w:placeholder>
-                  <w:docPart w:val="59236248E193490089C589B38A57739E"/>
-                </w:placeholder>
-                <w:showingPlcHdr/>
-                <w:date w:fullDate="2025-10-01T00:00:00Z">
-                  <w:dateFormat w:val="dd/MM/bbbb"/>
-                  <w:lid w:val="th-TH"/>
-                  <w:storeMappedDataAs w:val="dateTime"/>
-                  <w:calendar w:val="thai"/>
-                </w:date>
-              </w:sdtPr>
-              <w:sdtEndPr/>
-              <w:sdtContent>
-                <w:r>
-                  <w:rPr>
-                    <w:rStyle w:val="PlaceholderText"/>
-                  </w:rPr>
-                  <w:t>Click or tap to enter a date.</w:t>
-                </w:r>
-              </w:sdtContent>
-            </w:sdt>
           </w:p>
         </w:tc>
       </w:tr>
@@ -581,16 +560,7 @@
                       <w:rFonts w:ascii="TH SarabunPSK" w:hAnsi="TH SarabunPSK" w:cs="TH SarabunPSK"/>
                       <w:sz w:val="28"/>
                     </w:rPr>
-                    <w:t>Animal n</w:t>
-                  </w:r>
-                  <w:bookmarkStart w:id="0" w:name="_GoBack"/>
-                  <w:bookmarkEnd w:id="0"/>
-                  <w:r>
-                    <w:rPr>
-                      <w:rFonts w:ascii="TH SarabunPSK" w:hAnsi="TH SarabunPSK" w:cs="TH SarabunPSK"/>
-                      <w:sz w:val="28"/>
-                    </w:rPr>
-                    <w:t>ame</w:t>
+                    <w:t>Animal name</w:t>
                   </w:r>
                 </w:p>
               </w:tc>
@@ -849,7 +819,7 @@
                   <w:pPr>
                     <w:framePr w:hSpace="180" w:wrap="around" w:vAnchor="text" w:hAnchor="margin" w:xAlign="center" w:y="228"/>
                     <w:rPr>
-                      <w:rFonts w:ascii="TH SarabunPSK" w:hAnsi="TH SarabunPSK" w:cs="TH SarabunPSK" w:hint="cs"/>
+                      <w:rFonts w:ascii="TH SarabunPSK" w:hAnsi="TH SarabunPSK" w:cs="TH SarabunPSK"/>
                       <w:sz w:val="28"/>
                       <w:szCs w:val="28"/>
                     </w:rPr>
@@ -1185,7 +1155,6 @@
                   <w:docPart w:val="E7294F908BDF455DAFCAA571C291D392"/>
                 </w:placeholder>
               </w:sdtPr>
-              <w:sdtEndPr/>
               <w:sdtContent>
                 <w:r>
                   <w:rPr>
@@ -1264,7 +1233,7 @@
       </w:tr>
       <w:tr>
         <w:trPr>
-          <w:trHeight w:val="78"/>
+          <w:trHeight w:val="820"/>
         </w:trPr>
         <w:tc>
           <w:tcPr>
@@ -1355,7 +1324,7 @@
 </file>
 
 <file path=word/endnotes.xml><?xml version="1.0" encoding="utf-8"?>
-<w:endnotes xmlns:wpc="http://schemas.microsoft.com/office/word/2010/wordprocessingCanvas" xmlns:cx="http://schemas.microsoft.com/office/drawing/2014/chartex" xmlns:cx1="http://schemas.microsoft.com/office/drawing/2015/9/8/chartex" xmlns:cx2="http://schemas.microsoft.com/office/drawing/2015/10/21/chartex" xmlns:cx3="http://schemas.microsoft.com/office/drawing/2016/5/9/chartex" xmlns:cx4="http://schemas.microsoft.com/office/drawing/2016/5/10/chartex" xmlns:cx5="http://schemas.microsoft.com/office/drawing/2016/5/11/chartex" xmlns:cx6="http://schemas.microsoft.com/office/drawing/2016/5/12/chartex" xmlns:cx7="http://schemas.microsoft.com/office/drawing/2016/5/13/chartex" xmlns:cx8="http://schemas.microsoft.com/office/drawing/2016/5/14/chartex" xmlns:mc="http://schemas.openxmlformats.org/markup-compatibility/2006" xmlns:aink="http://schemas.microsoft.com/office/drawing/2016/ink" xmlns:am3d="http://schemas.microsoft.com/office/drawing/2017/model3d" xmlns:o="urn:schemas-microsoft-com:office:office" xmlns:r="http://schemas.openxmlformats.org/officeDocument/2006/relationships" xmlns:m="http://schemas.openxmlformats.org/officeDocument/2006/math" xmlns:v="urn:schemas-microsoft-com:vml" xmlns:wp14="http://schemas.microsoft.com/office/word/2010/wordprocessingDrawing" xmlns:wp="http://schemas.openxmlformats.org/drawingml/2006/wordprocessingDrawing" xmlns:w10="urn:schemas-microsoft-com:office:word" xmlns:w="http://schemas.openxmlformats.org/wordprocessingml/2006/main" xmlns:w14="http://schemas.microsoft.com/office/word/2010/wordml" xmlns:w15="http://schemas.microsoft.com/office/word/2012/wordml" xmlns:w16cid="http://schemas.microsoft.com/office/word/2016/wordml/cid" xmlns:w16se="http://schemas.microsoft.com/office/word/2015/wordml/symex" xmlns:wpg="http://schemas.microsoft.com/office/word/2010/wordprocessingGroup" xmlns:wpi="http://schemas.microsoft.com/office/word/2010/wordprocessingInk" xmlns:wne="http://schemas.microsoft.com/office/word/2006/wordml" xmlns:wps="http://schemas.microsoft.com/office/word/2010/wordprocessingShape" mc:Ignorable="w14 w15 w16se w16cid wp14">
+<w:endnotes xmlns:wpc="http://schemas.microsoft.com/office/word/2010/wordprocessingCanvas" xmlns:cx="http://schemas.microsoft.com/office/drawing/2014/chartex" xmlns:cx1="http://schemas.microsoft.com/office/drawing/2015/9/8/chartex" xmlns:cx2="http://schemas.microsoft.com/office/drawing/2015/10/21/chartex" xmlns:cx3="http://schemas.microsoft.com/office/drawing/2016/5/9/chartex" xmlns:cx4="http://schemas.microsoft.com/office/drawing/2016/5/10/chartex" xmlns:cx5="http://schemas.microsoft.com/office/drawing/2016/5/11/chartex" xmlns:cx6="http://schemas.microsoft.com/office/drawing/2016/5/12/chartex" xmlns:cx7="http://schemas.microsoft.com/office/drawing/2016/5/13/chartex" xmlns:cx8="http://schemas.microsoft.com/office/drawing/2016/5/14/chartex" xmlns:mc="http://schemas.openxmlformats.org/markup-compatibility/2006" xmlns:aink="http://schemas.microsoft.com/office/drawing/2016/ink" xmlns:am3d="http://schemas.microsoft.com/office/drawing/2017/model3d" xmlns:o="urn:schemas-microsoft-com:office:office" xmlns:oel="http://schemas.microsoft.com/office/2019/extlst" xmlns:r="http://schemas.openxmlformats.org/officeDocument/2006/relationships" xmlns:m="http://schemas.openxmlformats.org/officeDocument/2006/math" xmlns:v="urn:schemas-microsoft-com:vml" xmlns:wp14="http://schemas.microsoft.com/office/word/2010/wordprocessingDrawing" xmlns:wp="http://schemas.openxmlformats.org/drawingml/2006/wordprocessingDrawing" xmlns:w10="urn:schemas-microsoft-com:office:word" xmlns:w="http://schemas.openxmlformats.org/wordprocessingml/2006/main" xmlns:w14="http://schemas.microsoft.com/office/word/2010/wordml" xmlns:w15="http://schemas.microsoft.com/office/word/2012/wordml" xmlns:w16cex="http://schemas.microsoft.com/office/word/2018/wordml/cex" xmlns:w16cid="http://schemas.microsoft.com/office/word/2016/wordml/cid" xmlns:w16="http://schemas.microsoft.com/office/word/2018/wordml" xmlns:w16du="http://schemas.microsoft.com/office/word/2023/wordml/word16du" xmlns:w16sdtdh="http://schemas.microsoft.com/office/word/2020/wordml/sdtdatahash" xmlns:w16sdtfl="http://schemas.microsoft.com/office/word/2024/wordml/sdtformatlock" xmlns:w16se="http://schemas.microsoft.com/office/word/2015/wordml/symex" xmlns:wpg="http://schemas.microsoft.com/office/word/2010/wordprocessingGroup" xmlns:wpi="http://schemas.microsoft.com/office/word/2010/wordprocessingInk" xmlns:wne="http://schemas.microsoft.com/office/word/2006/wordml" xmlns:wps="http://schemas.microsoft.com/office/word/2010/wordprocessingShape" mc:Ignorable="w14 w15 w16se w16cid w16 w16cex w16sdtdh w16sdtfl w16du wp14">
   <w:endnote w:type="separator" w:id="-1">
     <w:p>
       <w:r>
@@ -1374,7 +1343,7 @@
 </file>
 
 <file path=word/footer1.xml><?xml version="1.0" encoding="utf-8"?>
-<w:ftr xmlns:wpc="http://schemas.microsoft.com/office/word/2010/wordprocessingCanvas" xmlns:cx="http://schemas.microsoft.com/office/drawing/2014/chartex" xmlns:cx1="http://schemas.microsoft.com/office/drawing/2015/9/8/chartex" xmlns:cx2="http://schemas.microsoft.com/office/drawing/2015/10/21/chartex" xmlns:cx3="http://schemas.microsoft.com/office/drawing/2016/5/9/chartex" xmlns:cx4="http://schemas.microsoft.com/office/drawing/2016/5/10/chartex" xmlns:cx5="http://schemas.microsoft.com/office/drawing/2016/5/11/chartex" xmlns:cx6="http://schemas.microsoft.com/office/drawing/2016/5/12/chartex" xmlns:cx7="http://schemas.microsoft.com/office/drawing/2016/5/13/chartex" xmlns:cx8="http://schemas.microsoft.com/office/drawing/2016/5/14/chartex" xmlns:mc="http://schemas.openxmlformats.org/markup-compatibility/2006" xmlns:aink="http://schemas.microsoft.com/office/drawing/2016/ink" xmlns:am3d="http://schemas.microsoft.com/office/drawing/2017/model3d" xmlns:o="urn:schemas-microsoft-com:office:office" xmlns:r="http://schemas.openxmlformats.org/officeDocument/2006/relationships" xmlns:m="http://schemas.openxmlformats.org/officeDocument/2006/math" xmlns:v="urn:schemas-microsoft-com:vml" xmlns:wp14="http://schemas.microsoft.com/office/word/2010/wordprocessingDrawing" xmlns:wp="http://schemas.openxmlformats.org/drawingml/2006/wordprocessingDrawing" xmlns:w10="urn:schemas-microsoft-com:office:word" xmlns:w="http://schemas.openxmlformats.org/wordprocessingml/2006/main" xmlns:w14="http://schemas.microsoft.com/office/word/2010/wordml" xmlns:w15="http://schemas.microsoft.com/office/word/2012/wordml" xmlns:w16cid="http://schemas.microsoft.com/office/word/2016/wordml/cid" xmlns:w16se="http://schemas.microsoft.com/office/word/2015/wordml/symex" xmlns:wpg="http://schemas.microsoft.com/office/word/2010/wordprocessingGroup" xmlns:wpi="http://schemas.microsoft.com/office/word/2010/wordprocessingInk" xmlns:wne="http://schemas.microsoft.com/office/word/2006/wordml" xmlns:wps="http://schemas.microsoft.com/office/word/2010/wordprocessingShape" mc:Ignorable="w14 w15 w16se w16cid wp14">
+<w:ftr xmlns:wpc="http://schemas.microsoft.com/office/word/2010/wordprocessingCanvas" xmlns:cx="http://schemas.microsoft.com/office/drawing/2014/chartex" xmlns:cx1="http://schemas.microsoft.com/office/drawing/2015/9/8/chartex" xmlns:cx2="http://schemas.microsoft.com/office/drawing/2015/10/21/chartex" xmlns:cx3="http://schemas.microsoft.com/office/drawing/2016/5/9/chartex" xmlns:cx4="http://schemas.microsoft.com/office/drawing/2016/5/10/chartex" xmlns:cx5="http://schemas.microsoft.com/office/drawing/2016/5/11/chartex" xmlns:cx6="http://schemas.microsoft.com/office/drawing/2016/5/12/chartex" xmlns:cx7="http://schemas.microsoft.com/office/drawing/2016/5/13/chartex" xmlns:cx8="http://schemas.microsoft.com/office/drawing/2016/5/14/chartex" xmlns:mc="http://schemas.openxmlformats.org/markup-compatibility/2006" xmlns:aink="http://schemas.microsoft.com/office/drawing/2016/ink" xmlns:am3d="http://schemas.microsoft.com/office/drawing/2017/model3d" xmlns:o="urn:schemas-microsoft-com:office:office" xmlns:oel="http://schemas.microsoft.com/office/2019/extlst" xmlns:r="http://schemas.openxmlformats.org/officeDocument/2006/relationships" xmlns:m="http://schemas.openxmlformats.org/officeDocument/2006/math" xmlns:v="urn:schemas-microsoft-com:vml" xmlns:wp14="http://schemas.microsoft.com/office/word/2010/wordprocessingDrawing" xmlns:wp="http://schemas.openxmlformats.org/drawingml/2006/wordprocessingDrawing" xmlns:w10="urn:schemas-microsoft-com:office:word" xmlns:w="http://schemas.openxmlformats.org/wordprocessingml/2006/main" xmlns:w14="http://schemas.microsoft.com/office/word/2010/wordml" xmlns:w15="http://schemas.microsoft.com/office/word/2012/wordml" xmlns:w16cex="http://schemas.microsoft.com/office/word/2018/wordml/cex" xmlns:w16cid="http://schemas.microsoft.com/office/word/2016/wordml/cid" xmlns:w16="http://schemas.microsoft.com/office/word/2018/wordml" xmlns:w16du="http://schemas.microsoft.com/office/word/2023/wordml/word16du" xmlns:w16sdtdh="http://schemas.microsoft.com/office/word/2020/wordml/sdtdatahash" xmlns:w16sdtfl="http://schemas.microsoft.com/office/word/2024/wordml/sdtformatlock" xmlns:w16se="http://schemas.microsoft.com/office/word/2015/wordml/symex" xmlns:wpg="http://schemas.microsoft.com/office/word/2010/wordprocessingGroup" xmlns:wpi="http://schemas.microsoft.com/office/word/2010/wordprocessingInk" xmlns:wne="http://schemas.microsoft.com/office/word/2006/wordml" xmlns:wps="http://schemas.microsoft.com/office/word/2010/wordprocessingShape" mc:Ignorable="w14 w15 w16se w16cid w16 w16cex w16sdtdh w16sdtfl w16du wp14">
   <w:p>
     <w:pPr>
       <w:keepNext/>
@@ -1508,7 +1477,7 @@
 </file>
 
 <file path=word/footnotes.xml><?xml version="1.0" encoding="utf-8"?>
-<w:footnotes xmlns:wpc="http://schemas.microsoft.com/office/word/2010/wordprocessingCanvas" xmlns:cx="http://schemas.microsoft.com/office/drawing/2014/chartex" xmlns:cx1="http://schemas.microsoft.com/office/drawing/2015/9/8/chartex" xmlns:cx2="http://schemas.microsoft.com/office/drawing/2015/10/21/chartex" xmlns:cx3="http://schemas.microsoft.com/office/drawing/2016/5/9/chartex" xmlns:cx4="http://schemas.microsoft.com/office/drawing/2016/5/10/chartex" xmlns:cx5="http://schemas.microsoft.com/office/drawing/2016/5/11/chartex" xmlns:cx6="http://schemas.microsoft.com/office/drawing/2016/5/12/chartex" xmlns:cx7="http://schemas.microsoft.com/office/drawing/2016/5/13/chartex" xmlns:cx8="http://schemas.microsoft.com/office/drawing/2016/5/14/chartex" xmlns:mc="http://schemas.openxmlformats.org/markup-compatibility/2006" xmlns:aink="http://schemas.microsoft.com/office/drawing/2016/ink" xmlns:am3d="http://schemas.microsoft.com/office/drawing/2017/model3d" xmlns:o="urn:schemas-microsoft-com:office:office" xmlns:r="http://schemas.openxmlformats.org/officeDocument/2006/relationships" xmlns:m="http://schemas.openxmlformats.org/officeDocument/2006/math" xmlns:v="urn:schemas-microsoft-com:vml" xmlns:wp14="http://schemas.microsoft.com/office/word/2010/wordprocessingDrawing" xmlns:wp="http://schemas.openxmlformats.org/drawingml/2006/wordprocessingDrawing" xmlns:w10="urn:schemas-microsoft-com:office:word" xmlns:w="http://schemas.openxmlformats.org/wordprocessingml/2006/main" xmlns:w14="http://schemas.microsoft.com/office/word/2010/wordml" xmlns:w15="http://schemas.microsoft.com/office/word/2012/wordml" xmlns:w16cid="http://schemas.microsoft.com/office/word/2016/wordml/cid" xmlns:w16se="http://schemas.microsoft.com/office/word/2015/wordml/symex" xmlns:wpg="http://schemas.microsoft.com/office/word/2010/wordprocessingGroup" xmlns:wpi="http://schemas.microsoft.com/office/word/2010/wordprocessingInk" xmlns:wne="http://schemas.microsoft.com/office/word/2006/wordml" xmlns:wps="http://schemas.microsoft.com/office/word/2010/wordprocessingShape" mc:Ignorable="w14 w15 w16se w16cid wp14">
+<w:footnotes xmlns:wpc="http://schemas.microsoft.com/office/word/2010/wordprocessingCanvas" xmlns:cx="http://schemas.microsoft.com/office/drawing/2014/chartex" xmlns:cx1="http://schemas.microsoft.com/office/drawing/2015/9/8/chartex" xmlns:cx2="http://schemas.microsoft.com/office/drawing/2015/10/21/chartex" xmlns:cx3="http://schemas.microsoft.com/office/drawing/2016/5/9/chartex" xmlns:cx4="http://schemas.microsoft.com/office/drawing/2016/5/10/chartex" xmlns:cx5="http://schemas.microsoft.com/office/drawing/2016/5/11/chartex" xmlns:cx6="http://schemas.microsoft.com/office/drawing/2016/5/12/chartex" xmlns:cx7="http://schemas.microsoft.com/office/drawing/2016/5/13/chartex" xmlns:cx8="http://schemas.microsoft.com/office/drawing/2016/5/14/chartex" xmlns:mc="http://schemas.openxmlformats.org/markup-compatibility/2006" xmlns:aink="http://schemas.microsoft.com/office/drawing/2016/ink" xmlns:am3d="http://schemas.microsoft.com/office/drawing/2017/model3d" xmlns:o="urn:schemas-microsoft-com:office:office" xmlns:oel="http://schemas.microsoft.com/office/2019/extlst" xmlns:r="http://schemas.openxmlformats.org/officeDocument/2006/relationships" xmlns:m="http://schemas.openxmlformats.org/officeDocument/2006/math" xmlns:v="urn:schemas-microsoft-com:vml" xmlns:wp14="http://schemas.microsoft.com/office/word/2010/wordprocessingDrawing" xmlns:wp="http://schemas.openxmlformats.org/drawingml/2006/wordprocessingDrawing" xmlns:w10="urn:schemas-microsoft-com:office:word" xmlns:w="http://schemas.openxmlformats.org/wordprocessingml/2006/main" xmlns:w14="http://schemas.microsoft.com/office/word/2010/wordml" xmlns:w15="http://schemas.microsoft.com/office/word/2012/wordml" xmlns:w16cex="http://schemas.microsoft.com/office/word/2018/wordml/cex" xmlns:w16cid="http://schemas.microsoft.com/office/word/2016/wordml/cid" xmlns:w16="http://schemas.microsoft.com/office/word/2018/wordml" xmlns:w16du="http://schemas.microsoft.com/office/word/2023/wordml/word16du" xmlns:w16sdtdh="http://schemas.microsoft.com/office/word/2020/wordml/sdtdatahash" xmlns:w16sdtfl="http://schemas.microsoft.com/office/word/2024/wordml/sdtformatlock" xmlns:w16se="http://schemas.microsoft.com/office/word/2015/wordml/symex" xmlns:wpg="http://schemas.microsoft.com/office/word/2010/wordprocessingGroup" xmlns:wpi="http://schemas.microsoft.com/office/word/2010/wordprocessingInk" xmlns:wne="http://schemas.microsoft.com/office/word/2006/wordml" xmlns:wps="http://schemas.microsoft.com/office/word/2010/wordprocessingShape" mc:Ignorable="w14 w15 w16se w16cid w16 w16cex w16sdtdh w16sdtfl w16du wp14">
   <w:footnote w:type="separator" w:id="-1">
     <w:p>
       <w:r>
@@ -1527,7 +1496,7 @@
 </file>
 
 <file path=word/header1.xml><?xml version="1.0" encoding="utf-8"?>
-<w:hdr xmlns:wpc="http://schemas.microsoft.com/office/word/2010/wordprocessingCanvas" xmlns:cx="http://schemas.microsoft.com/office/drawing/2014/chartex" xmlns:cx1="http://schemas.microsoft.com/office/drawing/2015/9/8/chartex" xmlns:cx2="http://schemas.microsoft.com/office/drawing/2015/10/21/chartex" xmlns:cx3="http://schemas.microsoft.com/office/drawing/2016/5/9/chartex" xmlns:cx4="http://schemas.microsoft.com/office/drawing/2016/5/10/chartex" xmlns:cx5="http://schemas.microsoft.com/office/drawing/2016/5/11/chartex" xmlns:cx6="http://schemas.microsoft.com/office/drawing/2016/5/12/chartex" xmlns:cx7="http://schemas.microsoft.com/office/drawing/2016/5/13/chartex" xmlns:cx8="http://schemas.microsoft.com/office/drawing/2016/5/14/chartex" xmlns:mc="http://schemas.openxmlformats.org/markup-compatibility/2006" xmlns:aink="http://schemas.microsoft.com/office/drawing/2016/ink" xmlns:am3d="http://schemas.microsoft.com/office/drawing/2017/model3d" xmlns:o="urn:schemas-microsoft-com:office:office" xmlns:r="http://schemas.openxmlformats.org/officeDocument/2006/relationships" xmlns:m="http://schemas.openxmlformats.org/officeDocument/2006/math" xmlns:v="urn:schemas-microsoft-com:vml" xmlns:wp14="http://schemas.microsoft.com/office/word/2010/wordprocessingDrawing" xmlns:wp="http://schemas.openxmlformats.org/drawingml/2006/wordprocessingDrawing" xmlns:w10="urn:schemas-microsoft-com:office:word" xmlns:w="http://schemas.openxmlformats.org/wordprocessingml/2006/main" xmlns:w14="http://schemas.microsoft.com/office/word/2010/wordml" xmlns:w15="http://schemas.microsoft.com/office/word/2012/wordml" xmlns:w16cid="http://schemas.microsoft.com/office/word/2016/wordml/cid" xmlns:w16se="http://schemas.microsoft.com/office/word/2015/wordml/symex" xmlns:wpg="http://schemas.microsoft.com/office/word/2010/wordprocessingGroup" xmlns:wpi="http://schemas.microsoft.com/office/word/2010/wordprocessingInk" xmlns:wne="http://schemas.microsoft.com/office/word/2006/wordml" xmlns:wps="http://schemas.microsoft.com/office/word/2010/wordprocessingShape" mc:Ignorable="w14 w15 w16se w16cid wp14">
+<w:hdr xmlns:wpc="http://schemas.microsoft.com/office/word/2010/wordprocessingCanvas" xmlns:cx="http://schemas.microsoft.com/office/drawing/2014/chartex" xmlns:cx1="http://schemas.microsoft.com/office/drawing/2015/9/8/chartex" xmlns:cx2="http://schemas.microsoft.com/office/drawing/2015/10/21/chartex" xmlns:cx3="http://schemas.microsoft.com/office/drawing/2016/5/9/chartex" xmlns:cx4="http://schemas.microsoft.com/office/drawing/2016/5/10/chartex" xmlns:cx5="http://schemas.microsoft.com/office/drawing/2016/5/11/chartex" xmlns:cx6="http://schemas.microsoft.com/office/drawing/2016/5/12/chartex" xmlns:cx7="http://schemas.microsoft.com/office/drawing/2016/5/13/chartex" xmlns:cx8="http://schemas.microsoft.com/office/drawing/2016/5/14/chartex" xmlns:mc="http://schemas.openxmlformats.org/markup-compatibility/2006" xmlns:aink="http://schemas.microsoft.com/office/drawing/2016/ink" xmlns:am3d="http://schemas.microsoft.com/office/drawing/2017/model3d" xmlns:o="urn:schemas-microsoft-com:office:office" xmlns:oel="http://schemas.microsoft.com/office/2019/extlst" xmlns:r="http://schemas.openxmlformats.org/officeDocument/2006/relationships" xmlns:m="http://schemas.openxmlformats.org/officeDocument/2006/math" xmlns:v="urn:schemas-microsoft-com:vml" xmlns:wp14="http://schemas.microsoft.com/office/word/2010/wordprocessingDrawing" xmlns:wp="http://schemas.openxmlformats.org/drawingml/2006/wordprocessingDrawing" xmlns:w10="urn:schemas-microsoft-com:office:word" xmlns:w="http://schemas.openxmlformats.org/wordprocessingml/2006/main" xmlns:w14="http://schemas.microsoft.com/office/word/2010/wordml" xmlns:w15="http://schemas.microsoft.com/office/word/2012/wordml" xmlns:w16cex="http://schemas.microsoft.com/office/word/2018/wordml/cex" xmlns:w16cid="http://schemas.microsoft.com/office/word/2016/wordml/cid" xmlns:w16="http://schemas.microsoft.com/office/word/2018/wordml" xmlns:w16du="http://schemas.microsoft.com/office/word/2023/wordml/word16du" xmlns:w16sdtdh="http://schemas.microsoft.com/office/word/2020/wordml/sdtdatahash" xmlns:w16sdtfl="http://schemas.microsoft.com/office/word/2024/wordml/sdtformatlock" xmlns:w16se="http://schemas.microsoft.com/office/word/2015/wordml/symex" xmlns:wpg="http://schemas.microsoft.com/office/word/2010/wordprocessingGroup" xmlns:wpi="http://schemas.microsoft.com/office/word/2010/wordprocessingInk" xmlns:wne="http://schemas.microsoft.com/office/word/2006/wordml" xmlns:wps="http://schemas.microsoft.com/office/word/2010/wordprocessingShape" mc:Ignorable="w14 w15 w16se w16cid w16 w16cex w16sdtdh w16sdtfl w16du wp14">
   <w:p>
     <w:pPr>
       <w:pStyle w:val="Header"/>
@@ -1556,7 +1525,7 @@
           <v:path o:extrusionok="f" gradientshapeok="t" o:connecttype="rect"/>
           <o:lock v:ext="edit" aspectratio="t"/>
         </v:shapetype>
-        <v:shape id="WordPictureWatermark31032579" o:spid="_x0000_s2050" type="#_x0000_t75" style="position:absolute;margin-left:0;margin-top:0;width:450.15pt;height:416.3pt;z-index:-251659776;mso-position-horizontal:center;mso-position-horizontal-relative:margin;mso-position-vertical:center;mso-position-vertical-relative:margin" o:allowincell="f">
+        <v:shape id="WordPictureWatermark31032579" o:spid="_x0000_s1026" type="#_x0000_t75" style="position:absolute;margin-left:0;margin-top:0;width:450.15pt;height:416.3pt;z-index:-251659776;mso-position-horizontal:center;mso-position-horizontal-relative:margin;mso-position-vertical:center;mso-position-vertical-relative:margin" o:allowincell="f">
           <v:imagedata r:id="rId1" o:title="1 (1)" gain="19661f" blacklevel="22938f"/>
           <w10:wrap anchorx="margin" anchory="margin"/>
         </v:shape>
@@ -1567,7 +1536,7 @@
 </file>
 
 <file path=word/header2.xml><?xml version="1.0" encoding="utf-8"?>
-<w:hdr xmlns:wpc="http://schemas.microsoft.com/office/word/2010/wordprocessingCanvas" xmlns:cx="http://schemas.microsoft.com/office/drawing/2014/chartex" xmlns:cx1="http://schemas.microsoft.com/office/drawing/2015/9/8/chartex" xmlns:cx2="http://schemas.microsoft.com/office/drawing/2015/10/21/chartex" xmlns:cx3="http://schemas.microsoft.com/office/drawing/2016/5/9/chartex" xmlns:cx4="http://schemas.microsoft.com/office/drawing/2016/5/10/chartex" xmlns:cx5="http://schemas.microsoft.com/office/drawing/2016/5/11/chartex" xmlns:cx6="http://schemas.microsoft.com/office/drawing/2016/5/12/chartex" xmlns:cx7="http://schemas.microsoft.com/office/drawing/2016/5/13/chartex" xmlns:cx8="http://schemas.microsoft.com/office/drawing/2016/5/14/chartex" xmlns:mc="http://schemas.openxmlformats.org/markup-compatibility/2006" xmlns:aink="http://schemas.microsoft.com/office/drawing/2016/ink" xmlns:am3d="http://schemas.microsoft.com/office/drawing/2017/model3d" xmlns:o="urn:schemas-microsoft-com:office:office" xmlns:r="http://schemas.openxmlformats.org/officeDocument/2006/relationships" xmlns:m="http://schemas.openxmlformats.org/officeDocument/2006/math" xmlns:v="urn:schemas-microsoft-com:vml" xmlns:wp14="http://schemas.microsoft.com/office/word/2010/wordprocessingDrawing" xmlns:wp="http://schemas.openxmlformats.org/drawingml/2006/wordprocessingDrawing" xmlns:w10="urn:schemas-microsoft-com:office:word" xmlns:w="http://schemas.openxmlformats.org/wordprocessingml/2006/main" xmlns:w14="http://schemas.microsoft.com/office/word/2010/wordml" xmlns:w15="http://schemas.microsoft.com/office/word/2012/wordml" xmlns:w16cid="http://schemas.microsoft.com/office/word/2016/wordml/cid" xmlns:w16se="http://schemas.microsoft.com/office/word/2015/wordml/symex" xmlns:wpg="http://schemas.microsoft.com/office/word/2010/wordprocessingGroup" xmlns:wpi="http://schemas.microsoft.com/office/word/2010/wordprocessingInk" xmlns:wne="http://schemas.microsoft.com/office/word/2006/wordml" xmlns:wps="http://schemas.microsoft.com/office/word/2010/wordprocessingShape" mc:Ignorable="w14 w15 w16se w16cid wp14">
+<w:hdr xmlns:wpc="http://schemas.microsoft.com/office/word/2010/wordprocessingCanvas" xmlns:cx="http://schemas.microsoft.com/office/drawing/2014/chartex" xmlns:cx1="http://schemas.microsoft.com/office/drawing/2015/9/8/chartex" xmlns:cx2="http://schemas.microsoft.com/office/drawing/2015/10/21/chartex" xmlns:cx3="http://schemas.microsoft.com/office/drawing/2016/5/9/chartex" xmlns:cx4="http://schemas.microsoft.com/office/drawing/2016/5/10/chartex" xmlns:cx5="http://schemas.microsoft.com/office/drawing/2016/5/11/chartex" xmlns:cx6="http://schemas.microsoft.com/office/drawing/2016/5/12/chartex" xmlns:cx7="http://schemas.microsoft.com/office/drawing/2016/5/13/chartex" xmlns:cx8="http://schemas.microsoft.com/office/drawing/2016/5/14/chartex" xmlns:mc="http://schemas.openxmlformats.org/markup-compatibility/2006" xmlns:aink="http://schemas.microsoft.com/office/drawing/2016/ink" xmlns:am3d="http://schemas.microsoft.com/office/drawing/2017/model3d" xmlns:o="urn:schemas-microsoft-com:office:office" xmlns:oel="http://schemas.microsoft.com/office/2019/extlst" xmlns:r="http://schemas.openxmlformats.org/officeDocument/2006/relationships" xmlns:m="http://schemas.openxmlformats.org/officeDocument/2006/math" xmlns:v="urn:schemas-microsoft-com:vml" xmlns:wp14="http://schemas.microsoft.com/office/word/2010/wordprocessingDrawing" xmlns:wp="http://schemas.openxmlformats.org/drawingml/2006/wordprocessingDrawing" xmlns:w10="urn:schemas-microsoft-com:office:word" xmlns:w="http://schemas.openxmlformats.org/wordprocessingml/2006/main" xmlns:w14="http://schemas.microsoft.com/office/word/2010/wordml" xmlns:w15="http://schemas.microsoft.com/office/word/2012/wordml" xmlns:w16cex="http://schemas.microsoft.com/office/word/2018/wordml/cex" xmlns:w16cid="http://schemas.microsoft.com/office/word/2016/wordml/cid" xmlns:w16="http://schemas.microsoft.com/office/word/2018/wordml" xmlns:w16du="http://schemas.microsoft.com/office/word/2023/wordml/word16du" xmlns:w16sdtdh="http://schemas.microsoft.com/office/word/2020/wordml/sdtdatahash" xmlns:w16sdtfl="http://schemas.microsoft.com/office/word/2024/wordml/sdtformatlock" xmlns:w16se="http://schemas.microsoft.com/office/word/2015/wordml/symex" xmlns:wpg="http://schemas.microsoft.com/office/word/2010/wordprocessingGroup" xmlns:wpi="http://schemas.microsoft.com/office/word/2010/wordprocessingInk" xmlns:wne="http://schemas.microsoft.com/office/word/2006/wordml" xmlns:wps="http://schemas.microsoft.com/office/word/2010/wordprocessingShape" mc:Ignorable="w14 w15 w16se w16cid w16 w16cex w16sdtdh w16sdtfl w16du wp14">
   <w:p>
     <w:pPr>
       <w:pStyle w:val="Header"/>
@@ -1608,7 +1577,7 @@
           <v:path o:extrusionok="f" gradientshapeok="t" o:connecttype="rect"/>
           <o:lock v:ext="edit" aspectratio="t"/>
         </v:shapetype>
-        <v:shape id="WordPictureWatermark31032580" o:spid="_x0000_s2051" type="#_x0000_t75" style="position:absolute;left:0;text-align:left;margin-left:0;margin-top:0;width:450.15pt;height:416.3pt;z-index:-251658752;mso-position-horizontal:center;mso-position-horizontal-relative:margin;mso-position-vertical:center;mso-position-vertical-relative:margin" o:allowincell="f">
+        <v:shape id="WordPictureWatermark31032580" o:spid="_x0000_s1027" type="#_x0000_t75" style="position:absolute;left:0;text-align:left;margin-left:0;margin-top:0;width:450.15pt;height:416.3pt;z-index:-251658752;mso-position-horizontal:center;mso-position-horizontal-relative:margin;mso-position-vertical:center;mso-position-vertical-relative:margin" o:allowincell="f">
           <v:imagedata r:id="rId1" o:title="1 (1)" gain="19661f" blacklevel="22938f"/>
           <w10:wrap anchorx="margin" anchory="margin"/>
         </v:shape>
@@ -1684,7 +1653,7 @@
 </file>
 
 <file path=word/header3.xml><?xml version="1.0" encoding="utf-8"?>
-<w:hdr xmlns:wpc="http://schemas.microsoft.com/office/word/2010/wordprocessingCanvas" xmlns:cx="http://schemas.microsoft.com/office/drawing/2014/chartex" xmlns:cx1="http://schemas.microsoft.com/office/drawing/2015/9/8/chartex" xmlns:cx2="http://schemas.microsoft.com/office/drawing/2015/10/21/chartex" xmlns:cx3="http://schemas.microsoft.com/office/drawing/2016/5/9/chartex" xmlns:cx4="http://schemas.microsoft.com/office/drawing/2016/5/10/chartex" xmlns:cx5="http://schemas.microsoft.com/office/drawing/2016/5/11/chartex" xmlns:cx6="http://schemas.microsoft.com/office/drawing/2016/5/12/chartex" xmlns:cx7="http://schemas.microsoft.com/office/drawing/2016/5/13/chartex" xmlns:cx8="http://schemas.microsoft.com/office/drawing/2016/5/14/chartex" xmlns:mc="http://schemas.openxmlformats.org/markup-compatibility/2006" xmlns:aink="http://schemas.microsoft.com/office/drawing/2016/ink" xmlns:am3d="http://schemas.microsoft.com/office/drawing/2017/model3d" xmlns:o="urn:schemas-microsoft-com:office:office" xmlns:r="http://schemas.openxmlformats.org/officeDocument/2006/relationships" xmlns:m="http://schemas.openxmlformats.org/officeDocument/2006/math" xmlns:v="urn:schemas-microsoft-com:vml" xmlns:wp14="http://schemas.microsoft.com/office/word/2010/wordprocessingDrawing" xmlns:wp="http://schemas.openxmlformats.org/drawingml/2006/wordprocessingDrawing" xmlns:w10="urn:schemas-microsoft-com:office:word" xmlns:w="http://schemas.openxmlformats.org/wordprocessingml/2006/main" xmlns:w14="http://schemas.microsoft.com/office/word/2010/wordml" xmlns:w15="http://schemas.microsoft.com/office/word/2012/wordml" xmlns:w16cid="http://schemas.microsoft.com/office/word/2016/wordml/cid" xmlns:w16se="http://schemas.microsoft.com/office/word/2015/wordml/symex" xmlns:wpg="http://schemas.microsoft.com/office/word/2010/wordprocessingGroup" xmlns:wpi="http://schemas.microsoft.com/office/word/2010/wordprocessingInk" xmlns:wne="http://schemas.microsoft.com/office/word/2006/wordml" xmlns:wps="http://schemas.microsoft.com/office/word/2010/wordprocessingShape" mc:Ignorable="w14 w15 w16se w16cid wp14">
+<w:hdr xmlns:wpc="http://schemas.microsoft.com/office/word/2010/wordprocessingCanvas" xmlns:cx="http://schemas.microsoft.com/office/drawing/2014/chartex" xmlns:cx1="http://schemas.microsoft.com/office/drawing/2015/9/8/chartex" xmlns:cx2="http://schemas.microsoft.com/office/drawing/2015/10/21/chartex" xmlns:cx3="http://schemas.microsoft.com/office/drawing/2016/5/9/chartex" xmlns:cx4="http://schemas.microsoft.com/office/drawing/2016/5/10/chartex" xmlns:cx5="http://schemas.microsoft.com/office/drawing/2016/5/11/chartex" xmlns:cx6="http://schemas.microsoft.com/office/drawing/2016/5/12/chartex" xmlns:cx7="http://schemas.microsoft.com/office/drawing/2016/5/13/chartex" xmlns:cx8="http://schemas.microsoft.com/office/drawing/2016/5/14/chartex" xmlns:mc="http://schemas.openxmlformats.org/markup-compatibility/2006" xmlns:aink="http://schemas.microsoft.com/office/drawing/2016/ink" xmlns:am3d="http://schemas.microsoft.com/office/drawing/2017/model3d" xmlns:o="urn:schemas-microsoft-com:office:office" xmlns:oel="http://schemas.microsoft.com/office/2019/extlst" xmlns:r="http://schemas.openxmlformats.org/officeDocument/2006/relationships" xmlns:m="http://schemas.openxmlformats.org/officeDocument/2006/math" xmlns:v="urn:schemas-microsoft-com:vml" xmlns:wp14="http://schemas.microsoft.com/office/word/2010/wordprocessingDrawing" xmlns:wp="http://schemas.openxmlformats.org/drawingml/2006/wordprocessingDrawing" xmlns:w10="urn:schemas-microsoft-com:office:word" xmlns:w="http://schemas.openxmlformats.org/wordprocessingml/2006/main" xmlns:w14="http://schemas.microsoft.com/office/word/2010/wordml" xmlns:w15="http://schemas.microsoft.com/office/word/2012/wordml" xmlns:w16cex="http://schemas.microsoft.com/office/word/2018/wordml/cex" xmlns:w16cid="http://schemas.microsoft.com/office/word/2016/wordml/cid" xmlns:w16="http://schemas.microsoft.com/office/word/2018/wordml" xmlns:w16du="http://schemas.microsoft.com/office/word/2023/wordml/word16du" xmlns:w16sdtdh="http://schemas.microsoft.com/office/word/2020/wordml/sdtdatahash" xmlns:w16sdtfl="http://schemas.microsoft.com/office/word/2024/wordml/sdtformatlock" xmlns:w16se="http://schemas.microsoft.com/office/word/2015/wordml/symex" xmlns:wpg="http://schemas.microsoft.com/office/word/2010/wordprocessingGroup" xmlns:wpi="http://schemas.microsoft.com/office/word/2010/wordprocessingInk" xmlns:wne="http://schemas.microsoft.com/office/word/2006/wordml" xmlns:wps="http://schemas.microsoft.com/office/word/2010/wordprocessingShape" mc:Ignorable="w14 w15 w16se w16cid w16 w16cex w16sdtdh w16sdtfl w16du wp14">
   <w:p>
     <w:pPr>
       <w:pStyle w:val="Header"/>
@@ -1713,7 +1682,7 @@
           <v:path o:extrusionok="f" gradientshapeok="t" o:connecttype="rect"/>
           <o:lock v:ext="edit" aspectratio="t"/>
         </v:shapetype>
-        <v:shape id="WordPictureWatermark31032578" o:spid="_x0000_s2049" type="#_x0000_t75" style="position:absolute;margin-left:0;margin-top:0;width:450.15pt;height:416.3pt;z-index:-251657728;mso-position-horizontal:center;mso-position-horizontal-relative:margin;mso-position-vertical:center;mso-position-vertical-relative:margin" o:allowincell="f">
+        <v:shape id="WordPictureWatermark31032578" o:spid="_x0000_s1025" type="#_x0000_t75" style="position:absolute;margin-left:0;margin-top:0;width:450.15pt;height:416.3pt;z-index:-251657728;mso-position-horizontal:center;mso-position-horizontal-relative:margin;mso-position-vertical:center;mso-position-vertical-relative:margin" o:allowincell="f">
           <v:imagedata r:id="rId1" o:title="1 (1)" gain="19661f" blacklevel="22938f"/>
           <w10:wrap anchorx="margin" anchory="margin"/>
         </v:shape>
@@ -1724,7 +1693,7 @@
 </file>
 
 <file path=word/numbering.xml><?xml version="1.0" encoding="utf-8"?>
-<w:numbering xmlns:wpc="http://schemas.microsoft.com/office/word/2010/wordprocessingCanvas" xmlns:cx="http://schemas.microsoft.com/office/drawing/2014/chartex" xmlns:cx1="http://schemas.microsoft.com/office/drawing/2015/9/8/chartex" xmlns:cx2="http://schemas.microsoft.com/office/drawing/2015/10/21/chartex" xmlns:cx3="http://schemas.microsoft.com/office/drawing/2016/5/9/chartex" xmlns:cx4="http://schemas.microsoft.com/office/drawing/2016/5/10/chartex" xmlns:cx5="http://schemas.microsoft.com/office/drawing/2016/5/11/chartex" xmlns:cx6="http://schemas.microsoft.com/office/drawing/2016/5/12/chartex" xmlns:cx7="http://schemas.microsoft.com/office/drawing/2016/5/13/chartex" xmlns:cx8="http://schemas.microsoft.com/office/drawing/2016/5/14/chartex" xmlns:mc="http://schemas.openxmlformats.org/markup-compatibility/2006" xmlns:aink="http://schemas.microsoft.com/office/drawing/2016/ink" xmlns:am3d="http://schemas.microsoft.com/office/drawing/2017/model3d" xmlns:o="urn:schemas-microsoft-com:office:office" xmlns:r="http://schemas.openxmlformats.org/officeDocument/2006/relationships" xmlns:m="http://schemas.openxmlformats.org/officeDocument/2006/math" xmlns:v="urn:schemas-microsoft-com:vml" xmlns:wp14="http://schemas.microsoft.com/office/word/2010/wordprocessingDrawing" xmlns:wp="http://schemas.openxmlformats.org/drawingml/2006/wordprocessingDrawing" xmlns:w10="urn:schemas-microsoft-com:office:word" xmlns:w="http://schemas.openxmlformats.org/wordprocessingml/2006/main" xmlns:w14="http://schemas.microsoft.com/office/word/2010/wordml" xmlns:w15="http://schemas.microsoft.com/office/word/2012/wordml" xmlns:w16cid="http://schemas.microsoft.com/office/word/2016/wordml/cid" xmlns:w16se="http://schemas.microsoft.com/office/word/2015/wordml/symex" xmlns:wpg="http://schemas.microsoft.com/office/word/2010/wordprocessingGroup" xmlns:wpi="http://schemas.microsoft.com/office/word/2010/wordprocessingInk" xmlns:wne="http://schemas.microsoft.com/office/word/2006/wordml" xmlns:wps="http://schemas.microsoft.com/office/word/2010/wordprocessingShape" mc:Ignorable="w14 w15 w16se w16cid wp14">
+<w:numbering xmlns:wpc="http://schemas.microsoft.com/office/word/2010/wordprocessingCanvas" xmlns:cx="http://schemas.microsoft.com/office/drawing/2014/chartex" xmlns:cx1="http://schemas.microsoft.com/office/drawing/2015/9/8/chartex" xmlns:cx2="http://schemas.microsoft.com/office/drawing/2015/10/21/chartex" xmlns:cx3="http://schemas.microsoft.com/office/drawing/2016/5/9/chartex" xmlns:cx4="http://schemas.microsoft.com/office/drawing/2016/5/10/chartex" xmlns:cx5="http://schemas.microsoft.com/office/drawing/2016/5/11/chartex" xmlns:cx6="http://schemas.microsoft.com/office/drawing/2016/5/12/chartex" xmlns:cx7="http://schemas.microsoft.com/office/drawing/2016/5/13/chartex" xmlns:cx8="http://schemas.microsoft.com/office/drawing/2016/5/14/chartex" xmlns:mc="http://schemas.openxmlformats.org/markup-compatibility/2006" xmlns:aink="http://schemas.microsoft.com/office/drawing/2016/ink" xmlns:am3d="http://schemas.microsoft.com/office/drawing/2017/model3d" xmlns:o="urn:schemas-microsoft-com:office:office" xmlns:oel="http://schemas.microsoft.com/office/2019/extlst" xmlns:r="http://schemas.openxmlformats.org/officeDocument/2006/relationships" xmlns:m="http://schemas.openxmlformats.org/officeDocument/2006/math" xmlns:v="urn:schemas-microsoft-com:vml" xmlns:wp14="http://schemas.microsoft.com/office/word/2010/wordprocessingDrawing" xmlns:wp="http://schemas.openxmlformats.org/drawingml/2006/wordprocessingDrawing" xmlns:w10="urn:schemas-microsoft-com:office:word" xmlns:w="http://schemas.openxmlformats.org/wordprocessingml/2006/main" xmlns:w14="http://schemas.microsoft.com/office/word/2010/wordml" xmlns:w15="http://schemas.microsoft.com/office/word/2012/wordml" xmlns:w16cex="http://schemas.microsoft.com/office/word/2018/wordml/cex" xmlns:w16cid="http://schemas.microsoft.com/office/word/2016/wordml/cid" xmlns:w16="http://schemas.microsoft.com/office/word/2018/wordml" xmlns:w16du="http://schemas.microsoft.com/office/word/2023/wordml/word16du" xmlns:w16sdtdh="http://schemas.microsoft.com/office/word/2020/wordml/sdtdatahash" xmlns:w16sdtfl="http://schemas.microsoft.com/office/word/2024/wordml/sdtformatlock" xmlns:w16se="http://schemas.microsoft.com/office/word/2015/wordml/symex" xmlns:wpg="http://schemas.microsoft.com/office/word/2010/wordprocessingGroup" xmlns:wpi="http://schemas.microsoft.com/office/word/2010/wordprocessingInk" xmlns:wne="http://schemas.microsoft.com/office/word/2006/wordml" xmlns:wps="http://schemas.microsoft.com/office/word/2010/wordprocessingShape" mc:Ignorable="w14 w15 w16se w16cid w16 w16cex w16sdtdh w16sdtfl w16du wp14">
   <w:abstractNum w:abstractNumId="0" w15:restartNumberingAfterBreak="0">
     <w:nsid w:val="291B1E83"/>
     <w:multiLevelType w:val="hybridMultilevel"/>
@@ -1837,14 +1806,14 @@
       </w:rPr>
     </w:lvl>
   </w:abstractNum>
-  <w:num w:numId="1">
+  <w:num w:numId="1" w16cid:durableId="1445929469">
     <w:abstractNumId w:val="0"/>
   </w:num>
 </w:numbering>
 </file>
 
 <file path=word/styles.xml><?xml version="1.0" encoding="utf-8"?>
-<w:styles xmlns:mc="http://schemas.openxmlformats.org/markup-compatibility/2006" xmlns:r="http://schemas.openxmlformats.org/officeDocument/2006/relationships" xmlns:w="http://schemas.openxmlformats.org/wordprocessingml/2006/main" xmlns:w14="http://schemas.microsoft.com/office/word/2010/wordml" xmlns:w15="http://schemas.microsoft.com/office/word/2012/wordml" xmlns:w16cid="http://schemas.microsoft.com/office/word/2016/wordml/cid" xmlns:w16se="http://schemas.microsoft.com/office/word/2015/wordml/symex" mc:Ignorable="w14 w15 w16se w16cid">
+<w:styles xmlns:mc="http://schemas.openxmlformats.org/markup-compatibility/2006" xmlns:r="http://schemas.openxmlformats.org/officeDocument/2006/relationships" xmlns:w="http://schemas.openxmlformats.org/wordprocessingml/2006/main" xmlns:w14="http://schemas.microsoft.com/office/word/2010/wordml" xmlns:w15="http://schemas.microsoft.com/office/word/2012/wordml" xmlns:w16cex="http://schemas.microsoft.com/office/word/2018/wordml/cex" xmlns:w16cid="http://schemas.microsoft.com/office/word/2016/wordml/cid" xmlns:w16="http://schemas.microsoft.com/office/word/2018/wordml" xmlns:w16du="http://schemas.microsoft.com/office/word/2023/wordml/word16du" xmlns:w16sdtdh="http://schemas.microsoft.com/office/word/2020/wordml/sdtdatahash" xmlns:w16sdtfl="http://schemas.microsoft.com/office/word/2024/wordml/sdtformatlock" xmlns:w16se="http://schemas.microsoft.com/office/word/2015/wordml/symex" mc:Ignorable="w14 w15 w16se w16cid w16 w16cex w16sdtdh w16sdtfl w16du">
   <w:docDefaults>
     <w:rPrDefault>
       <w:rPr>
@@ -1858,7 +1827,7 @@
       </w:pPr>
     </w:pPrDefault>
   </w:docDefaults>
-  <w:latentStyles w:defLockedState="0" w:defUIPriority="99" w:defSemiHidden="0" w:defUnhideWhenUsed="0" w:defQFormat="0" w:count="375">
+  <w:latentStyles w:defLockedState="0" w:defUIPriority="99" w:defSemiHidden="0" w:defUnhideWhenUsed="0" w:defQFormat="0" w:count="376">
     <w:lsdException w:name="Normal" w:uiPriority="0" w:qFormat="1"/>
     <w:lsdException w:name="heading 1" w:uiPriority="9" w:qFormat="1"/>
     <w:lsdException w:name="heading 2" w:semiHidden="1" w:uiPriority="9" w:unhideWhenUsed="1" w:qFormat="1"/>
@@ -2234,6 +2203,7 @@
     <w:lsdException w:name="Smart Hyperlink" w:semiHidden="1" w:unhideWhenUsed="1"/>
     <w:lsdException w:name="Hashtag" w:semiHidden="1" w:unhideWhenUsed="1"/>
     <w:lsdException w:name="Unresolved Mention" w:semiHidden="1" w:unhideWhenUsed="1"/>
+    <w:lsdException w:name="Smart Link" w:semiHidden="1" w:unhideWhenUsed="1"/>
   </w:latentStyles>
   <w:style w:type="paragraph" w:default="1" w:styleId="Normal">
     <w:name w:val="Normal"/>
@@ -2962,153 +2932,8 @@
 </file>
 
 <file path=word/glossary/document.xml><?xml version="1.0" encoding="utf-8"?>
-<w:glossaryDocument xmlns:wpc="http://schemas.microsoft.com/office/word/2010/wordprocessingCanvas" xmlns:cx="http://schemas.microsoft.com/office/drawing/2014/chartex" xmlns:cx1="http://schemas.microsoft.com/office/drawing/2015/9/8/chartex" xmlns:cx2="http://schemas.microsoft.com/office/drawing/2015/10/21/chartex" xmlns:cx3="http://schemas.microsoft.com/office/drawing/2016/5/9/chartex" xmlns:cx4="http://schemas.microsoft.com/office/drawing/2016/5/10/chartex" xmlns:cx5="http://schemas.microsoft.com/office/drawing/2016/5/11/chartex" xmlns:cx6="http://schemas.microsoft.com/office/drawing/2016/5/12/chartex" xmlns:cx7="http://schemas.microsoft.com/office/drawing/2016/5/13/chartex" xmlns:cx8="http://schemas.microsoft.com/office/drawing/2016/5/14/chartex" xmlns:mc="http://schemas.openxmlformats.org/markup-compatibility/2006" xmlns:aink="http://schemas.microsoft.com/office/drawing/2016/ink" xmlns:am3d="http://schemas.microsoft.com/office/drawing/2017/model3d" xmlns:o="urn:schemas-microsoft-com:office:office" xmlns:r="http://schemas.openxmlformats.org/officeDocument/2006/relationships" xmlns:m="http://schemas.openxmlformats.org/officeDocument/2006/math" xmlns:v="urn:schemas-microsoft-com:vml" xmlns:wp14="http://schemas.microsoft.com/office/word/2010/wordprocessingDrawing" xmlns:wp="http://schemas.openxmlformats.org/drawingml/2006/wordprocessingDrawing" xmlns:w10="urn:schemas-microsoft-com:office:word" xmlns:w="http://schemas.openxmlformats.org/wordprocessingml/2006/main" xmlns:w14="http://schemas.microsoft.com/office/word/2010/wordml" xmlns:w15="http://schemas.microsoft.com/office/word/2012/wordml" xmlns:w16cid="http://schemas.microsoft.com/office/word/2016/wordml/cid" xmlns:w16se="http://schemas.microsoft.com/office/word/2015/wordml/symex" xmlns:wpg="http://schemas.microsoft.com/office/word/2010/wordprocessingGroup" xmlns:wpi="http://schemas.microsoft.com/office/word/2010/wordprocessingInk" xmlns:wne="http://schemas.microsoft.com/office/word/2006/wordml" xmlns:wps="http://schemas.microsoft.com/office/word/2010/wordprocessingShape" mc:Ignorable="w14 w15 w16se w16cid wp14">
+<w:glossaryDocument xmlns:wpc="http://schemas.microsoft.com/office/word/2010/wordprocessingCanvas" xmlns:cx="http://schemas.microsoft.com/office/drawing/2014/chartex" xmlns:cx1="http://schemas.microsoft.com/office/drawing/2015/9/8/chartex" xmlns:cx2="http://schemas.microsoft.com/office/drawing/2015/10/21/chartex" xmlns:cx3="http://schemas.microsoft.com/office/drawing/2016/5/9/chartex" xmlns:cx4="http://schemas.microsoft.com/office/drawing/2016/5/10/chartex" xmlns:cx5="http://schemas.microsoft.com/office/drawing/2016/5/11/chartex" xmlns:cx6="http://schemas.microsoft.com/office/drawing/2016/5/12/chartex" xmlns:cx7="http://schemas.microsoft.com/office/drawing/2016/5/13/chartex" xmlns:cx8="http://schemas.microsoft.com/office/drawing/2016/5/14/chartex" xmlns:mc="http://schemas.openxmlformats.org/markup-compatibility/2006" xmlns:aink="http://schemas.microsoft.com/office/drawing/2016/ink" xmlns:am3d="http://schemas.microsoft.com/office/drawing/2017/model3d" xmlns:o="urn:schemas-microsoft-com:office:office" xmlns:oel="http://schemas.microsoft.com/office/2019/extlst" xmlns:r="http://schemas.openxmlformats.org/officeDocument/2006/relationships" xmlns:m="http://schemas.openxmlformats.org/officeDocument/2006/math" xmlns:v="urn:schemas-microsoft-com:vml" xmlns:wp14="http://schemas.microsoft.com/office/word/2010/wordprocessingDrawing" xmlns:wp="http://schemas.openxmlformats.org/drawingml/2006/wordprocessingDrawing" xmlns:w10="urn:schemas-microsoft-com:office:word" xmlns:w="http://schemas.openxmlformats.org/wordprocessingml/2006/main" xmlns:w14="http://schemas.microsoft.com/office/word/2010/wordml" xmlns:w15="http://schemas.microsoft.com/office/word/2012/wordml" xmlns:w16cex="http://schemas.microsoft.com/office/word/2018/wordml/cex" xmlns:w16cid="http://schemas.microsoft.com/office/word/2016/wordml/cid" xmlns:w16="http://schemas.microsoft.com/office/word/2018/wordml" xmlns:w16du="http://schemas.microsoft.com/office/word/2023/wordml/word16du" xmlns:w16sdtdh="http://schemas.microsoft.com/office/word/2020/wordml/sdtdatahash" xmlns:w16sdtfl="http://schemas.microsoft.com/office/word/2024/wordml/sdtformatlock" xmlns:w16se="http://schemas.microsoft.com/office/word/2015/wordml/symex" xmlns:wpg="http://schemas.microsoft.com/office/word/2010/wordprocessingGroup" xmlns:wpi="http://schemas.microsoft.com/office/word/2010/wordprocessingInk" xmlns:wne="http://schemas.microsoft.com/office/word/2006/wordml" xmlns:wps="http://schemas.microsoft.com/office/word/2010/wordprocessingShape" mc:Ignorable="w14 w15 w16se w16cid w16 w16cex w16sdtdh w16sdtfl w16du wp14">
   <w:docParts>
-    <w:docPart>
-      <w:docPartPr>
-        <w:name w:val="8A1CA22B5F1A40938AD327C9F0C90EF2"/>
-        <w:category>
-          <w:name w:val="General"/>
-          <w:gallery w:val="placeholder"/>
-        </w:category>
-        <w:types>
-          <w:type w:val="bbPlcHdr"/>
-        </w:types>
-        <w:behaviors>
-          <w:behavior w:val="content"/>
-        </w:behaviors>
-        <w:guid w:val="{D06E3334-E518-4B6D-9BD8-63DC1E90A91C}"/>
-      </w:docPartPr>
-      <w:docPartBody>
-        <w:p>
-          <w:pPr>
-            <w:pStyle w:val="8A1CA22B5F1A40938AD327C9F0C90EF2"/>
-          </w:pPr>
-          <w:r>
-            <w:rPr>
-              <w:rStyle w:val="PlaceholderText"/>
-            </w:rPr>
-            <w:t>Click or tap here to enter text.</w:t>
-          </w:r>
-        </w:p>
-      </w:docPartBody>
-    </w:docPart>
-    <w:docPart>
-      <w:docPartPr>
-        <w:name w:val="6E54BA2BEFB34F0C92D16F2F57735CF8"/>
-        <w:category>
-          <w:name w:val="General"/>
-          <w:gallery w:val="placeholder"/>
-        </w:category>
-        <w:types>
-          <w:type w:val="bbPlcHdr"/>
-        </w:types>
-        <w:behaviors>
-          <w:behavior w:val="content"/>
-        </w:behaviors>
-        <w:guid w:val="{1FC5E57B-6DC1-4926-AA91-8246F56CEF90}"/>
-      </w:docPartPr>
-      <w:docPartBody>
-        <w:p>
-          <w:pPr>
-            <w:pStyle w:val="6E54BA2BEFB34F0C92D16F2F57735CF8"/>
-          </w:pPr>
-          <w:r>
-            <w:rPr>
-              <w:rStyle w:val="PlaceholderText"/>
-            </w:rPr>
-            <w:t>Click or tap here to enter text.</w:t>
-          </w:r>
-        </w:p>
-      </w:docPartBody>
-    </w:docPart>
-    <w:docPart>
-      <w:docPartPr>
-        <w:name w:val="7652843E0B1A415FA35D0396D3B71BAC"/>
-        <w:category>
-          <w:name w:val="General"/>
-          <w:gallery w:val="placeholder"/>
-        </w:category>
-        <w:types>
-          <w:type w:val="bbPlcHdr"/>
-        </w:types>
-        <w:behaviors>
-          <w:behavior w:val="content"/>
-        </w:behaviors>
-        <w:guid w:val="{40075EB9-8465-41B2-B6C9-3B58A19BBA69}"/>
-      </w:docPartPr>
-      <w:docPartBody>
-        <w:p>
-          <w:pPr>
-            <w:pStyle w:val="7652843E0B1A415FA35D0396D3B71BAC"/>
-          </w:pPr>
-          <w:r>
-            <w:rPr>
-              <w:rStyle w:val="PlaceholderText"/>
-            </w:rPr>
-            <w:t>Click or tap to enter a date.</w:t>
-          </w:r>
-        </w:p>
-      </w:docPartBody>
-    </w:docPart>
-    <w:docPart>
-      <w:docPartPr>
-        <w:name w:val="73AFF68DE0D54A07B42BFA3B21BA660D"/>
-        <w:category>
-          <w:name w:val="General"/>
-          <w:gallery w:val="placeholder"/>
-        </w:category>
-        <w:types>
-          <w:type w:val="bbPlcHdr"/>
-        </w:types>
-        <w:behaviors>
-          <w:behavior w:val="content"/>
-        </w:behaviors>
-        <w:guid w:val="{1FC6806F-2F2B-4999-8434-45559354FC58}"/>
-      </w:docPartPr>
-      <w:docPartBody>
-        <w:p>
-          <w:pPr>
-            <w:pStyle w:val="73AFF68DE0D54A07B42BFA3B21BA660D"/>
-          </w:pPr>
-          <w:r>
-            <w:rPr>
-              <w:rStyle w:val="PlaceholderText"/>
-            </w:rPr>
-            <w:t>Click or tap to enter a date.</w:t>
-          </w:r>
-        </w:p>
-      </w:docPartBody>
-    </w:docPart>
-    <w:docPart>
-      <w:docPartPr>
-        <w:name w:val="59236248E193490089C589B38A57739E"/>
-        <w:category>
-          <w:name w:val="General"/>
-          <w:gallery w:val="placeholder"/>
-        </w:category>
-        <w:types>
-          <w:type w:val="bbPlcHdr"/>
-        </w:types>
-        <w:behaviors>
-          <w:behavior w:val="content"/>
-        </w:behaviors>
-        <w:guid w:val="{F3834D88-6020-40DA-A978-7DF17ACFB889}"/>
-      </w:docPartPr>
-      <w:docPartBody>
-        <w:p>
-          <w:pPr>
-            <w:pStyle w:val="59236248E193490089C589B38A57739E"/>
-          </w:pPr>
-          <w:r>
-            <w:rPr>
-              <w:rStyle w:val="PlaceholderText"/>
-            </w:rPr>
-            <w:t>Click or tap to enter a date.</w:t>
-          </w:r>
-        </w:p>
-      </w:docPartBody>
-    </w:docPart>
     <w:docPart>
       <w:docPartPr>
         <w:name w:val="E7294F908BDF455DAFCAA571C291D392"/>
@@ -3143,13 +2968,12 @@
 </file>
 
 <file path=word/glossary/fontTable.xml><?xml version="1.0" encoding="utf-8"?>
-<w:fonts xmlns:mc="http://schemas.openxmlformats.org/markup-compatibility/2006" xmlns:r="http://schemas.openxmlformats.org/officeDocument/2006/relationships" xmlns:w="http://schemas.openxmlformats.org/wordprocessingml/2006/main" xmlns:w14="http://schemas.microsoft.com/office/word/2010/wordml" xmlns:w15="http://schemas.microsoft.com/office/word/2012/wordml" xmlns:w16cid="http://schemas.microsoft.com/office/word/2016/wordml/cid" xmlns:w16se="http://schemas.microsoft.com/office/word/2015/wordml/symex" mc:Ignorable="w14 w15 w16se w16cid">
+<w:fonts xmlns:mc="http://schemas.openxmlformats.org/markup-compatibility/2006" xmlns:r="http://schemas.openxmlformats.org/officeDocument/2006/relationships" xmlns:w="http://schemas.openxmlformats.org/wordprocessingml/2006/main" xmlns:w14="http://schemas.microsoft.com/office/word/2010/wordml" xmlns:w15="http://schemas.microsoft.com/office/word/2012/wordml" xmlns:w16cex="http://schemas.microsoft.com/office/word/2018/wordml/cex" xmlns:w16cid="http://schemas.microsoft.com/office/word/2016/wordml/cid" xmlns:w16="http://schemas.microsoft.com/office/word/2018/wordml" xmlns:w16du="http://schemas.microsoft.com/office/word/2023/wordml/word16du" xmlns:w16sdtdh="http://schemas.microsoft.com/office/word/2020/wordml/sdtdatahash" xmlns:w16sdtfl="http://schemas.microsoft.com/office/word/2024/wordml/sdtformatlock" xmlns:w16se="http://schemas.microsoft.com/office/word/2015/wordml/symex" mc:Ignorable="w14 w15 w16se w16cid w16 w16cex w16sdtdh w16sdtfl w16du">
   <w:font w:name="TH SarabunPSK">
-    <w:panose1 w:val="020B0500040200020003"/>
-    <w:charset w:val="00"/>
+    <w:charset w:val="DE"/>
     <w:family w:val="swiss"/>
     <w:pitch w:val="variable"/>
-    <w:sig w:usb0="A100006F" w:usb1="5000205A" w:usb2="00000000" w:usb3="00000000" w:csb0="00010183" w:csb1="00000000"/>
+    <w:sig w:usb0="01000003" w:usb1="00000000" w:usb2="00000000" w:usb3="00000000" w:csb0="00010111" w:csb1="00000000"/>
   </w:font>
   <w:font w:name="Times New Roman">
     <w:panose1 w:val="02020603050405020304"/>
@@ -3207,11 +3031,23 @@
     <w:pitch w:val="variable"/>
     <w:sig w:usb0="81000003" w:usb1="00000000" w:usb2="00000000" w:usb3="00000000" w:csb0="00010001" w:csb1="00000000"/>
   </w:font>
+  <w:font w:name="Aptos">
+    <w:charset w:val="00"/>
+    <w:family w:val="swiss"/>
+    <w:pitch w:val="variable"/>
+    <w:sig w:usb0="20000287" w:usb1="00000003" w:usb2="00000000" w:usb3="00000000" w:csb0="0000019F" w:csb1="00000000"/>
+  </w:font>
+  <w:font w:name="Aptos Display">
+    <w:charset w:val="00"/>
+    <w:family w:val="swiss"/>
+    <w:pitch w:val="variable"/>
+    <w:sig w:usb0="20000287" w:usb1="00000003" w:usb2="00000000" w:usb3="00000000" w:csb0="0000019F" w:csb1="00000000"/>
+  </w:font>
 </w:fonts>
 </file>
 
 <file path=word/glossary/settings.xml><?xml version="1.0" encoding="utf-8"?>
-<w:settings xmlns:mc="http://schemas.openxmlformats.org/markup-compatibility/2006" xmlns:o="urn:schemas-microsoft-com:office:office" xmlns:r="http://schemas.openxmlformats.org/officeDocument/2006/relationships" xmlns:m="http://schemas.openxmlformats.org/officeDocument/2006/math" xmlns:v="urn:schemas-microsoft-com:vml" xmlns:w10="urn:schemas-microsoft-com:office:word" xmlns:w="http://schemas.openxmlformats.org/wordprocessingml/2006/main" xmlns:w14="http://schemas.microsoft.com/office/word/2010/wordml" xmlns:w15="http://schemas.microsoft.com/office/word/2012/wordml" xmlns:w16cid="http://schemas.microsoft.com/office/word/2016/wordml/cid" xmlns:w16se="http://schemas.microsoft.com/office/word/2015/wordml/symex" xmlns:sl="http://schemas.openxmlformats.org/schemaLibrary/2006/main" mc:Ignorable="w14 w15 w16se w16cid">
+<w:settings xmlns:mc="http://schemas.openxmlformats.org/markup-compatibility/2006" xmlns:o="urn:schemas-microsoft-com:office:office" xmlns:r="http://schemas.openxmlformats.org/officeDocument/2006/relationships" xmlns:m="http://schemas.openxmlformats.org/officeDocument/2006/math" xmlns:v="urn:schemas-microsoft-com:vml" xmlns:w10="urn:schemas-microsoft-com:office:word" xmlns:w="http://schemas.openxmlformats.org/wordprocessingml/2006/main" xmlns:w14="http://schemas.microsoft.com/office/word/2010/wordml" xmlns:w15="http://schemas.microsoft.com/office/word/2012/wordml" xmlns:w16cex="http://schemas.microsoft.com/office/word/2018/wordml/cex" xmlns:w16cid="http://schemas.microsoft.com/office/word/2016/wordml/cid" xmlns:w16="http://schemas.microsoft.com/office/word/2018/wordml" xmlns:w16du="http://schemas.microsoft.com/office/word/2023/wordml/word16du" xmlns:w16sdtdh="http://schemas.microsoft.com/office/word/2020/wordml/sdtdatahash" xmlns:w16sdtfl="http://schemas.microsoft.com/office/word/2024/wordml/sdtformatlock" xmlns:w16se="http://schemas.microsoft.com/office/word/2015/wordml/symex" xmlns:sl="http://schemas.openxmlformats.org/schemaLibrary/2006/main" mc:Ignorable="w14 w15 w16se w16cid w16 w16cex w16sdtdh w16sdtfl w16du">
   <w:view w:val="normal"/>
   <w:defaultTabStop w:val="720"/>
   <w:characterSpacingControl w:val="doNotCompress"/>
@@ -3248,6 +3084,7 @@
     <w:rsid w:val="00485120"/>
     <w:rsid w:val="004B74E5"/>
     <w:rsid w:val="00504B02"/>
+    <w:rsid w:val="00526343"/>
     <w:rsid w:val="00556875"/>
     <w:rsid w:val="00585C29"/>
     <w:rsid w:val="005E6A4B"/>
@@ -3262,6 +3099,7 @@
     <w:rsid w:val="007B7197"/>
     <w:rsid w:val="007D4078"/>
     <w:rsid w:val="00801241"/>
+    <w:rsid w:val="0083358C"/>
     <w:rsid w:val="008B41CF"/>
     <w:rsid w:val="008D0E20"/>
     <w:rsid w:val="008D2DA1"/>
@@ -3273,6 +3111,7 @@
     <w:rsid w:val="00A65FC9"/>
     <w:rsid w:val="00A9791A"/>
     <w:rsid w:val="00AE3C2D"/>
+    <w:rsid w:val="00B00FA2"/>
     <w:rsid w:val="00B314BD"/>
     <w:rsid w:val="00B530E9"/>
     <w:rsid w:val="00B820F8"/>
@@ -3299,6 +3138,7 @@
     <w:rsid w:val="00E959C1"/>
     <w:rsid w:val="00EC6C8F"/>
     <w:rsid w:val="00F10D0E"/>
+    <w:rsid w:val="00F24F93"/>
     <w:rsid w:val="00F27DD7"/>
     <w:rsid w:val="00FC48A3"/>
     <w:rsid w:val="00FF55D0"/>
@@ -3325,7 +3165,7 @@
 </file>
 
 <file path=word/glossary/styles.xml><?xml version="1.0" encoding="utf-8"?>
-<w:styles xmlns:mc="http://schemas.openxmlformats.org/markup-compatibility/2006" xmlns:r="http://schemas.openxmlformats.org/officeDocument/2006/relationships" xmlns:w="http://schemas.openxmlformats.org/wordprocessingml/2006/main" xmlns:w14="http://schemas.microsoft.com/office/word/2010/wordml" xmlns:w15="http://schemas.microsoft.com/office/word/2012/wordml" xmlns:w16cid="http://schemas.microsoft.com/office/word/2016/wordml/cid" xmlns:w16se="http://schemas.microsoft.com/office/word/2015/wordml/symex" mc:Ignorable="w14 w15 w16se w16cid">
+<w:styles xmlns:mc="http://schemas.openxmlformats.org/markup-compatibility/2006" xmlns:r="http://schemas.openxmlformats.org/officeDocument/2006/relationships" xmlns:w="http://schemas.openxmlformats.org/wordprocessingml/2006/main" xmlns:w14="http://schemas.microsoft.com/office/word/2010/wordml" xmlns:w15="http://schemas.microsoft.com/office/word/2012/wordml" xmlns:w16cex="http://schemas.microsoft.com/office/word/2018/wordml/cex" xmlns:w16cid="http://schemas.microsoft.com/office/word/2016/wordml/cid" xmlns:w16="http://schemas.microsoft.com/office/word/2018/wordml" xmlns:w16du="http://schemas.microsoft.com/office/word/2023/wordml/word16du" xmlns:w16sdtdh="http://schemas.microsoft.com/office/word/2020/wordml/sdtdatahash" xmlns:w16sdtfl="http://schemas.microsoft.com/office/word/2024/wordml/sdtformatlock" xmlns:w16se="http://schemas.microsoft.com/office/word/2015/wordml/symex" mc:Ignorable="w14 w15 w16se w16cid w16 w16cex w16sdtdh w16sdtfl w16du">
   <w:docDefaults>
     <w:rPrDefault>
       <w:rPr>
@@ -3343,7 +3183,7 @@
       </w:pPr>
     </w:pPrDefault>
   </w:docDefaults>
-  <w:latentStyles w:defLockedState="0" w:defUIPriority="99" w:defSemiHidden="0" w:defUnhideWhenUsed="0" w:defQFormat="0" w:count="375">
+  <w:latentStyles w:defLockedState="0" w:defUIPriority="99" w:defSemiHidden="0" w:defUnhideWhenUsed="0" w:defQFormat="0" w:count="376">
     <w:lsdException w:name="Normal" w:uiPriority="0" w:qFormat="1"/>
     <w:lsdException w:name="heading 1" w:uiPriority="9" w:qFormat="1"/>
     <w:lsdException w:name="heading 2" w:semiHidden="1" w:uiPriority="9" w:unhideWhenUsed="1" w:qFormat="1"/>
@@ -3719,6 +3559,7 @@
     <w:lsdException w:name="Smart Hyperlink" w:semiHidden="1" w:unhideWhenUsed="1"/>
     <w:lsdException w:name="Hashtag" w:semiHidden="1" w:unhideWhenUsed="1"/>
     <w:lsdException w:name="Unresolved Mention" w:semiHidden="1" w:unhideWhenUsed="1"/>
+    <w:lsdException w:name="Smart Link" w:semiHidden="1" w:unhideWhenUsed="1"/>
   </w:latentStyles>
   <w:style w:type="paragraph" w:default="1" w:styleId="Normal">
     <w:name w:val="Normal"/>
@@ -3761,622 +3602,6 @@
       <w:color w:val="808080"/>
     </w:rPr>
   </w:style>
-  <w:style w:type="paragraph" w:customStyle="1" w:styleId="8A1CA22B5F1A40938AD327C9F0C90EF2">
-    <w:name w:val="8A1CA22B5F1A40938AD327C9F0C90EF2"/>
-    <w:rsid w:val="00504B02"/>
-  </w:style>
-  <w:style w:type="paragraph" w:customStyle="1" w:styleId="087670001FD64336B336FD3BCAFE2534">
-    <w:name w:val="087670001FD64336B336FD3BCAFE2534"/>
-    <w:rsid w:val="00504B02"/>
-  </w:style>
-  <w:style w:type="paragraph" w:customStyle="1" w:styleId="6E54BA2BEFB34F0C92D16F2F57735CF8">
-    <w:name w:val="6E54BA2BEFB34F0C92D16F2F57735CF8"/>
-    <w:rsid w:val="00504B02"/>
-  </w:style>
-  <w:style w:type="paragraph" w:customStyle="1" w:styleId="7652843E0B1A415FA35D0396D3B71BAC">
-    <w:name w:val="7652843E0B1A415FA35D0396D3B71BAC"/>
-    <w:rsid w:val="00504B02"/>
-  </w:style>
-  <w:style w:type="paragraph" w:customStyle="1" w:styleId="73AFF68DE0D54A07B42BFA3B21BA660D">
-    <w:name w:val="73AFF68DE0D54A07B42BFA3B21BA660D"/>
-    <w:rsid w:val="00504B02"/>
-  </w:style>
-  <w:style w:type="paragraph" w:customStyle="1" w:styleId="59236248E193490089C589B38A57739E">
-    <w:name w:val="59236248E193490089C589B38A57739E"/>
-    <w:rsid w:val="00504B02"/>
-  </w:style>
-  <w:style w:type="paragraph" w:customStyle="1" w:styleId="AD6741BF60BC480993CD59CE08B0D2B9">
-    <w:name w:val="AD6741BF60BC480993CD59CE08B0D2B9"/>
-    <w:rsid w:val="00504B02"/>
-  </w:style>
-  <w:style w:type="paragraph" w:customStyle="1" w:styleId="830D751D264244C990A53BD2C66C4E2D">
-    <w:name w:val="830D751D264244C990A53BD2C66C4E2D"/>
-    <w:rsid w:val="00504B02"/>
-  </w:style>
-  <w:style w:type="paragraph" w:customStyle="1" w:styleId="F24BBC885E72439087477D2E674610A4">
-    <w:name w:val="F24BBC885E72439087477D2E674610A4"/>
-    <w:rsid w:val="00556875"/>
-    <w:rPr>
-      <w:kern w:val="0"/>
-      <w14:ligatures w14:val="none"/>
-    </w:rPr>
-  </w:style>
-  <w:style w:type="paragraph" w:customStyle="1" w:styleId="5163C6D61D2A476FBA736CBC94A24DDC">
-    <w:name w:val="5163C6D61D2A476FBA736CBC94A24DDC"/>
-    <w:rsid w:val="00556875"/>
-    <w:rPr>
-      <w:kern w:val="0"/>
-      <w14:ligatures w14:val="none"/>
-    </w:rPr>
-  </w:style>
-  <w:style w:type="paragraph" w:customStyle="1" w:styleId="249148EC5AE440B3B4A66A6452618DBD">
-    <w:name w:val="249148EC5AE440B3B4A66A6452618DBD"/>
-    <w:rsid w:val="00556875"/>
-    <w:rPr>
-      <w:kern w:val="0"/>
-      <w14:ligatures w14:val="none"/>
-    </w:rPr>
-  </w:style>
-  <w:style w:type="paragraph" w:customStyle="1" w:styleId="7105EF07029C4E60A6F7A0200D95EE8F">
-    <w:name w:val="7105EF07029C4E60A6F7A0200D95EE8F"/>
-    <w:rsid w:val="00556875"/>
-    <w:rPr>
-      <w:kern w:val="0"/>
-      <w14:ligatures w14:val="none"/>
-    </w:rPr>
-  </w:style>
-  <w:style w:type="paragraph" w:customStyle="1" w:styleId="B84DC5A45F92412095951B9652F925A9">
-    <w:name w:val="B84DC5A45F92412095951B9652F925A9"/>
-    <w:rsid w:val="00556875"/>
-    <w:rPr>
-      <w:kern w:val="0"/>
-      <w14:ligatures w14:val="none"/>
-    </w:rPr>
-  </w:style>
-  <w:style w:type="paragraph" w:customStyle="1" w:styleId="4A8ADA60894940FFBFE53449AF6AEC5D">
-    <w:name w:val="4A8ADA60894940FFBFE53449AF6AEC5D"/>
-    <w:rsid w:val="00A52650"/>
-    <w:rPr>
-      <w:kern w:val="0"/>
-      <w14:ligatures w14:val="none"/>
-    </w:rPr>
-  </w:style>
-  <w:style w:type="paragraph" w:customStyle="1" w:styleId="A6099DD6160D46DF9099A17F53E5BA0D">
-    <w:name w:val="A6099DD6160D46DF9099A17F53E5BA0D"/>
-    <w:rsid w:val="00A52650"/>
-    <w:rPr>
-      <w:kern w:val="0"/>
-      <w14:ligatures w14:val="none"/>
-    </w:rPr>
-  </w:style>
-  <w:style w:type="paragraph" w:customStyle="1" w:styleId="A63E5249E2F942A795FDB1BCCAA9727B">
-    <w:name w:val="A63E5249E2F942A795FDB1BCCAA9727B"/>
-    <w:rsid w:val="00A52650"/>
-    <w:rPr>
-      <w:kern w:val="0"/>
-      <w14:ligatures w14:val="none"/>
-    </w:rPr>
-  </w:style>
-  <w:style w:type="paragraph" w:customStyle="1" w:styleId="CA701043093D4CEFA1CDA7362A29C61D">
-    <w:name w:val="CA701043093D4CEFA1CDA7362A29C61D"/>
-    <w:rsid w:val="00A52650"/>
-    <w:rPr>
-      <w:kern w:val="0"/>
-      <w14:ligatures w14:val="none"/>
-    </w:rPr>
-  </w:style>
-  <w:style w:type="paragraph" w:customStyle="1" w:styleId="0D2E6F68D67742548D0C61ACE65F9BF1">
-    <w:name w:val="0D2E6F68D67742548D0C61ACE65F9BF1"/>
-    <w:rsid w:val="00A52650"/>
-    <w:rPr>
-      <w:kern w:val="0"/>
-      <w14:ligatures w14:val="none"/>
-    </w:rPr>
-  </w:style>
-  <w:style w:type="paragraph" w:customStyle="1" w:styleId="990055B155B04ED6AD883EAAE42A9AFF">
-    <w:name w:val="990055B155B04ED6AD883EAAE42A9AFF"/>
-    <w:rsid w:val="00A52650"/>
-    <w:rPr>
-      <w:kern w:val="0"/>
-      <w14:ligatures w14:val="none"/>
-    </w:rPr>
-  </w:style>
-  <w:style w:type="paragraph" w:customStyle="1" w:styleId="7D4AC199F2CE4FD8A7FEA780ED494DB6">
-    <w:name w:val="7D4AC199F2CE4FD8A7FEA780ED494DB6"/>
-    <w:rsid w:val="00E959C1"/>
-    <w:rPr>
-      <w:kern w:val="0"/>
-      <w14:ligatures w14:val="none"/>
-    </w:rPr>
-  </w:style>
-  <w:style w:type="paragraph" w:customStyle="1" w:styleId="B577B88734A24E74A6F1B680BF658320">
-    <w:name w:val="B577B88734A24E74A6F1B680BF658320"/>
-    <w:rsid w:val="00E959C1"/>
-    <w:rPr>
-      <w:kern w:val="0"/>
-      <w14:ligatures w14:val="none"/>
-    </w:rPr>
-  </w:style>
-  <w:style w:type="paragraph" w:customStyle="1" w:styleId="245FAB19FEEE45D8B78B38885B8B6047">
-    <w:name w:val="245FAB19FEEE45D8B78B38885B8B6047"/>
-    <w:rsid w:val="00636F99"/>
-    <w:rPr>
-      <w:kern w:val="0"/>
-      <w14:ligatures w14:val="none"/>
-    </w:rPr>
-  </w:style>
-  <w:style w:type="paragraph" w:customStyle="1" w:styleId="2412448A753643FC91C7F24D4D72312E">
-    <w:name w:val="2412448A753643FC91C7F24D4D72312E"/>
-    <w:rsid w:val="00CD5938"/>
-    <w:rPr>
-      <w:kern w:val="0"/>
-      <w14:ligatures w14:val="none"/>
-    </w:rPr>
-  </w:style>
-  <w:style w:type="paragraph" w:customStyle="1" w:styleId="F1B56306F930442F915DF673FB937C30">
-    <w:name w:val="F1B56306F930442F915DF673FB937C30"/>
-    <w:rsid w:val="00CD5938"/>
-    <w:rPr>
-      <w:kern w:val="0"/>
-      <w14:ligatures w14:val="none"/>
-    </w:rPr>
-  </w:style>
-  <w:style w:type="paragraph" w:customStyle="1" w:styleId="4399E22E076B4B3280606E1BED1A0141">
-    <w:name w:val="4399E22E076B4B3280606E1BED1A0141"/>
-    <w:rsid w:val="00CD5938"/>
-    <w:rPr>
-      <w:kern w:val="0"/>
-      <w14:ligatures w14:val="none"/>
-    </w:rPr>
-  </w:style>
-  <w:style w:type="paragraph" w:customStyle="1" w:styleId="BBECBF73FD764EF0B743F8339FB8ED3E">
-    <w:name w:val="BBECBF73FD764EF0B743F8339FB8ED3E"/>
-    <w:rsid w:val="00CD5938"/>
-    <w:rPr>
-      <w:kern w:val="0"/>
-      <w14:ligatures w14:val="none"/>
-    </w:rPr>
-  </w:style>
-  <w:style w:type="paragraph" w:customStyle="1" w:styleId="0DF17EC382EF4086B5205B695286C985">
-    <w:name w:val="0DF17EC382EF4086B5205B695286C985"/>
-    <w:rsid w:val="00CD5938"/>
-    <w:rPr>
-      <w:kern w:val="0"/>
-      <w14:ligatures w14:val="none"/>
-    </w:rPr>
-  </w:style>
-  <w:style w:type="paragraph" w:customStyle="1" w:styleId="A4C13BE64729489F9B87383A2338C95C">
-    <w:name w:val="A4C13BE64729489F9B87383A2338C95C"/>
-    <w:rsid w:val="00CD5938"/>
-    <w:rPr>
-      <w:kern w:val="0"/>
-      <w14:ligatures w14:val="none"/>
-    </w:rPr>
-  </w:style>
-  <w:style w:type="paragraph" w:customStyle="1" w:styleId="200BF276199048CFA2613E6C77C93099">
-    <w:name w:val="200BF276199048CFA2613E6C77C93099"/>
-    <w:rsid w:val="00CD5938"/>
-    <w:rPr>
-      <w:kern w:val="0"/>
-      <w14:ligatures w14:val="none"/>
-    </w:rPr>
-  </w:style>
-  <w:style w:type="paragraph" w:customStyle="1" w:styleId="DAA8AF836A4343E481489757544B2112">
-    <w:name w:val="DAA8AF836A4343E481489757544B2112"/>
-    <w:rsid w:val="00CD5938"/>
-    <w:rPr>
-      <w:kern w:val="0"/>
-      <w14:ligatures w14:val="none"/>
-    </w:rPr>
-  </w:style>
-  <w:style w:type="paragraph" w:customStyle="1" w:styleId="4C25F0D4B4BB484BAA8F86641246556A">
-    <w:name w:val="4C25F0D4B4BB484BAA8F86641246556A"/>
-    <w:rsid w:val="00CD5938"/>
-    <w:rPr>
-      <w:kern w:val="0"/>
-      <w14:ligatures w14:val="none"/>
-    </w:rPr>
-  </w:style>
-  <w:style w:type="paragraph" w:customStyle="1" w:styleId="25511C4B5B954B0E9D8C8F63485FC43D">
-    <w:name w:val="25511C4B5B954B0E9D8C8F63485FC43D"/>
-    <w:rsid w:val="00CD5938"/>
-    <w:rPr>
-      <w:kern w:val="0"/>
-      <w14:ligatures w14:val="none"/>
-    </w:rPr>
-  </w:style>
-  <w:style w:type="paragraph" w:customStyle="1" w:styleId="C999C2D8D7B14F949602AF658A46546F">
-    <w:name w:val="C999C2D8D7B14F949602AF658A46546F"/>
-    <w:rsid w:val="00CD5938"/>
-    <w:rPr>
-      <w:kern w:val="0"/>
-      <w14:ligatures w14:val="none"/>
-    </w:rPr>
-  </w:style>
-  <w:style w:type="paragraph" w:customStyle="1" w:styleId="6A01254F8BDA4B9A9CCC3F0891E7EE46">
-    <w:name w:val="6A01254F8BDA4B9A9CCC3F0891E7EE46"/>
-    <w:rsid w:val="001D0FAA"/>
-    <w:rPr>
-      <w:kern w:val="0"/>
-      <w14:ligatures w14:val="none"/>
-    </w:rPr>
-  </w:style>
-  <w:style w:type="paragraph" w:customStyle="1" w:styleId="A721E2F625C24CD4AA550E8635DA898C">
-    <w:name w:val="A721E2F625C24CD4AA550E8635DA898C"/>
-    <w:rsid w:val="006B437A"/>
-    <w:rPr>
-      <w:kern w:val="0"/>
-      <w14:ligatures w14:val="none"/>
-    </w:rPr>
-  </w:style>
-  <w:style w:type="paragraph" w:customStyle="1" w:styleId="30393BC249284F72B74ED40857FBFBD8">
-    <w:name w:val="30393BC249284F72B74ED40857FBFBD8"/>
-    <w:rsid w:val="006B437A"/>
-    <w:rPr>
-      <w:kern w:val="0"/>
-      <w14:ligatures w14:val="none"/>
-    </w:rPr>
-  </w:style>
-  <w:style w:type="paragraph" w:customStyle="1" w:styleId="53A0A14904B9424283347BE51950DF68">
-    <w:name w:val="53A0A14904B9424283347BE51950DF68"/>
-    <w:rsid w:val="002E6B85"/>
-    <w:rPr>
-      <w:kern w:val="0"/>
-      <w14:ligatures w14:val="none"/>
-    </w:rPr>
-  </w:style>
-  <w:style w:type="paragraph" w:customStyle="1" w:styleId="0125D5C9A07C44F28C6E9488E5C2CFC3">
-    <w:name w:val="0125D5C9A07C44F28C6E9488E5C2CFC3"/>
-    <w:rsid w:val="00E52B26"/>
-    <w:rPr>
-      <w:kern w:val="0"/>
-      <w14:ligatures w14:val="none"/>
-    </w:rPr>
-  </w:style>
-  <w:style w:type="paragraph" w:customStyle="1" w:styleId="0394207CC28F4C8C91A0AAE702815E99">
-    <w:name w:val="0394207CC28F4C8C91A0AAE702815E99"/>
-    <w:rsid w:val="00E52B26"/>
-    <w:rPr>
-      <w:kern w:val="0"/>
-      <w14:ligatures w14:val="none"/>
-    </w:rPr>
-  </w:style>
-  <w:style w:type="paragraph" w:customStyle="1" w:styleId="5D3D345E87FB4058ADA0D0E2E96CBCE8">
-    <w:name w:val="5D3D345E87FB4058ADA0D0E2E96CBCE8"/>
-    <w:rsid w:val="00585C29"/>
-    <w:rPr>
-      <w:kern w:val="0"/>
-      <w14:ligatures w14:val="none"/>
-    </w:rPr>
-  </w:style>
-  <w:style w:type="paragraph" w:customStyle="1" w:styleId="F17F8A21F2BF4075A78954945C7CFD51">
-    <w:name w:val="F17F8A21F2BF4075A78954945C7CFD51"/>
-    <w:rsid w:val="00585C29"/>
-    <w:rPr>
-      <w:kern w:val="0"/>
-      <w14:ligatures w14:val="none"/>
-    </w:rPr>
-  </w:style>
-  <w:style w:type="paragraph" w:customStyle="1" w:styleId="BD5B553407A3431097AE2EAFFF51BC33">
-    <w:name w:val="BD5B553407A3431097AE2EAFFF51BC33"/>
-    <w:rsid w:val="00585C29"/>
-    <w:rPr>
-      <w:kern w:val="0"/>
-      <w14:ligatures w14:val="none"/>
-    </w:rPr>
-  </w:style>
-  <w:style w:type="paragraph" w:customStyle="1" w:styleId="1C87729AE55342AAA2456AA9ECAB281E">
-    <w:name w:val="1C87729AE55342AAA2456AA9ECAB281E"/>
-    <w:rsid w:val="00585C29"/>
-    <w:rPr>
-      <w:kern w:val="0"/>
-      <w14:ligatures w14:val="none"/>
-    </w:rPr>
-  </w:style>
-  <w:style w:type="paragraph" w:customStyle="1" w:styleId="6D2B5EEDB056480E8D470D965B03F71A">
-    <w:name w:val="6D2B5EEDB056480E8D470D965B03F71A"/>
-    <w:rsid w:val="00585C29"/>
-    <w:rPr>
-      <w:kern w:val="0"/>
-      <w14:ligatures w14:val="none"/>
-    </w:rPr>
-  </w:style>
-  <w:style w:type="paragraph" w:customStyle="1" w:styleId="69D5A3C88CE0429D88FFB03631618237">
-    <w:name w:val="69D5A3C88CE0429D88FFB03631618237"/>
-    <w:rsid w:val="00585C29"/>
-    <w:rPr>
-      <w:kern w:val="0"/>
-      <w14:ligatures w14:val="none"/>
-    </w:rPr>
-  </w:style>
-  <w:style w:type="paragraph" w:customStyle="1" w:styleId="BA019BC912E14600A018BFE2CB88D9D1">
-    <w:name w:val="BA019BC912E14600A018BFE2CB88D9D1"/>
-    <w:rsid w:val="00585C29"/>
-    <w:rPr>
-      <w:kern w:val="0"/>
-      <w14:ligatures w14:val="none"/>
-    </w:rPr>
-  </w:style>
-  <w:style w:type="paragraph" w:customStyle="1" w:styleId="79A2208A3A194FD491D72901477FE18A">
-    <w:name w:val="79A2208A3A194FD491D72901477FE18A"/>
-    <w:rsid w:val="00585C29"/>
-    <w:rPr>
-      <w:kern w:val="0"/>
-      <w14:ligatures w14:val="none"/>
-    </w:rPr>
-  </w:style>
-  <w:style w:type="paragraph" w:customStyle="1" w:styleId="3BADD0BF57F54A82B5E6EB0472DDE811">
-    <w:name w:val="3BADD0BF57F54A82B5E6EB0472DDE811"/>
-    <w:rsid w:val="00801241"/>
-    <w:rPr>
-      <w:kern w:val="0"/>
-      <w14:ligatures w14:val="none"/>
-    </w:rPr>
-  </w:style>
-  <w:style w:type="paragraph" w:customStyle="1" w:styleId="CD4CD4E2E8E542C29316007CFD749020">
-    <w:name w:val="CD4CD4E2E8E542C29316007CFD749020"/>
-    <w:rsid w:val="00FC48A3"/>
-    <w:rPr>
-      <w:kern w:val="0"/>
-      <w14:ligatures w14:val="none"/>
-    </w:rPr>
-  </w:style>
-  <w:style w:type="paragraph" w:customStyle="1" w:styleId="0F5EBD4D3DCC471AAB46C2F1232E8C0A">
-    <w:name w:val="0F5EBD4D3DCC471AAB46C2F1232E8C0A"/>
-    <w:rsid w:val="00FC48A3"/>
-    <w:rPr>
-      <w:kern w:val="0"/>
-      <w14:ligatures w14:val="none"/>
-    </w:rPr>
-  </w:style>
-  <w:style w:type="paragraph" w:customStyle="1" w:styleId="209CE5AB56F9408391B5A2DE18FAB1F9">
-    <w:name w:val="209CE5AB56F9408391B5A2DE18FAB1F9"/>
-    <w:rsid w:val="00FC48A3"/>
-    <w:rPr>
-      <w:kern w:val="0"/>
-      <w14:ligatures w14:val="none"/>
-    </w:rPr>
-  </w:style>
-  <w:style w:type="paragraph" w:customStyle="1" w:styleId="C10E29E35A634CC3B9ABBC4AC5673004">
-    <w:name w:val="C10E29E35A634CC3B9ABBC4AC5673004"/>
-    <w:rsid w:val="00FC48A3"/>
-    <w:rPr>
-      <w:kern w:val="0"/>
-      <w14:ligatures w14:val="none"/>
-    </w:rPr>
-  </w:style>
-  <w:style w:type="paragraph" w:customStyle="1" w:styleId="FDB5966D8078412794B008860B2971AC">
-    <w:name w:val="FDB5966D8078412794B008860B2971AC"/>
-    <w:rsid w:val="00FC48A3"/>
-    <w:rPr>
-      <w:kern w:val="0"/>
-      <w14:ligatures w14:val="none"/>
-    </w:rPr>
-  </w:style>
-  <w:style w:type="paragraph" w:customStyle="1" w:styleId="0CFDFE6B0E74481896217286A92829FC">
-    <w:name w:val="0CFDFE6B0E74481896217286A92829FC"/>
-    <w:rsid w:val="00FC48A3"/>
-    <w:rPr>
-      <w:kern w:val="0"/>
-      <w14:ligatures w14:val="none"/>
-    </w:rPr>
-  </w:style>
-  <w:style w:type="paragraph" w:customStyle="1" w:styleId="1EEF6B1B9C10448788C9633E22E01F2E">
-    <w:name w:val="1EEF6B1B9C10448788C9633E22E01F2E"/>
-    <w:rsid w:val="00FC48A3"/>
-    <w:rPr>
-      <w:kern w:val="0"/>
-      <w14:ligatures w14:val="none"/>
-    </w:rPr>
-  </w:style>
-  <w:style w:type="paragraph" w:customStyle="1" w:styleId="4CB63694E6074F5EA4BCC34A5E49BD13">
-    <w:name w:val="4CB63694E6074F5EA4BCC34A5E49BD13"/>
-    <w:rsid w:val="00F10D0E"/>
-    <w:rPr>
-      <w:kern w:val="0"/>
-      <w14:ligatures w14:val="none"/>
-    </w:rPr>
-  </w:style>
-  <w:style w:type="paragraph" w:customStyle="1" w:styleId="C8A7115BE4FB460EAF4F69257A50E3D4">
-    <w:name w:val="C8A7115BE4FB460EAF4F69257A50E3D4"/>
-    <w:rsid w:val="00F10D0E"/>
-    <w:rPr>
-      <w:kern w:val="0"/>
-      <w14:ligatures w14:val="none"/>
-    </w:rPr>
-  </w:style>
-  <w:style w:type="paragraph" w:customStyle="1" w:styleId="D8E451694CFC4AB5A66C4FA2D8280CAA">
-    <w:name w:val="D8E451694CFC4AB5A66C4FA2D8280CAA"/>
-    <w:rsid w:val="00F10D0E"/>
-    <w:rPr>
-      <w:kern w:val="0"/>
-      <w14:ligatures w14:val="none"/>
-    </w:rPr>
-  </w:style>
-  <w:style w:type="paragraph" w:customStyle="1" w:styleId="2CFDE4F5F89C424A962481CB815072BF">
-    <w:name w:val="2CFDE4F5F89C424A962481CB815072BF"/>
-    <w:rsid w:val="00F10D0E"/>
-    <w:rPr>
-      <w:kern w:val="0"/>
-      <w14:ligatures w14:val="none"/>
-    </w:rPr>
-  </w:style>
-  <w:style w:type="paragraph" w:customStyle="1" w:styleId="06AFDFBF66014EA7A4719CC8E44E149E">
-    <w:name w:val="06AFDFBF66014EA7A4719CC8E44E149E"/>
-    <w:rsid w:val="00F10D0E"/>
-    <w:rPr>
-      <w:kern w:val="0"/>
-      <w14:ligatures w14:val="none"/>
-    </w:rPr>
-  </w:style>
-  <w:style w:type="paragraph" w:customStyle="1" w:styleId="4106055C03F9497DBF08B957E076A4D6">
-    <w:name w:val="4106055C03F9497DBF08B957E076A4D6"/>
-    <w:rsid w:val="00F10D0E"/>
-    <w:rPr>
-      <w:kern w:val="0"/>
-      <w14:ligatures w14:val="none"/>
-    </w:rPr>
-  </w:style>
-  <w:style w:type="paragraph" w:customStyle="1" w:styleId="85E28E055FD04E14A7328A99613B61E3">
-    <w:name w:val="85E28E055FD04E14A7328A99613B61E3"/>
-    <w:rsid w:val="00F10D0E"/>
-    <w:rPr>
-      <w:kern w:val="0"/>
-      <w14:ligatures w14:val="none"/>
-    </w:rPr>
-  </w:style>
-  <w:style w:type="paragraph" w:customStyle="1" w:styleId="492D1418D12C4384BE298DCACE030C60">
-    <w:name w:val="492D1418D12C4384BE298DCACE030C60"/>
-    <w:rsid w:val="00F10D0E"/>
-    <w:rPr>
-      <w:kern w:val="0"/>
-      <w14:ligatures w14:val="none"/>
-    </w:rPr>
-  </w:style>
-  <w:style w:type="paragraph" w:customStyle="1" w:styleId="5A126D063CAF40F3A13C4055A00E3E12">
-    <w:name w:val="5A126D063CAF40F3A13C4055A00E3E12"/>
-    <w:rsid w:val="00F10D0E"/>
-    <w:rPr>
-      <w:kern w:val="0"/>
-      <w14:ligatures w14:val="none"/>
-    </w:rPr>
-  </w:style>
-  <w:style w:type="paragraph" w:customStyle="1" w:styleId="9A3028EEE6E8413E8FB6EF8B2CF37EEA">
-    <w:name w:val="9A3028EEE6E8413E8FB6EF8B2CF37EEA"/>
-    <w:rsid w:val="00F10D0E"/>
-    <w:rPr>
-      <w:kern w:val="0"/>
-      <w14:ligatures w14:val="none"/>
-    </w:rPr>
-  </w:style>
-  <w:style w:type="paragraph" w:customStyle="1" w:styleId="C3FA9804ADB94A9B875E8DD30893E16B">
-    <w:name w:val="C3FA9804ADB94A9B875E8DD30893E16B"/>
-    <w:rsid w:val="00F10D0E"/>
-    <w:rPr>
-      <w:kern w:val="0"/>
-      <w14:ligatures w14:val="none"/>
-    </w:rPr>
-  </w:style>
-  <w:style w:type="paragraph" w:customStyle="1" w:styleId="27D3925C0B804FBFA61B733D3815FD99">
-    <w:name w:val="27D3925C0B804FBFA61B733D3815FD99"/>
-    <w:rsid w:val="00F10D0E"/>
-    <w:rPr>
-      <w:kern w:val="0"/>
-      <w14:ligatures w14:val="none"/>
-    </w:rPr>
-  </w:style>
-  <w:style w:type="paragraph" w:customStyle="1" w:styleId="21C38AC78C9242BE99E1AE1F62849D90">
-    <w:name w:val="21C38AC78C9242BE99E1AE1F62849D90"/>
-    <w:rsid w:val="00F10D0E"/>
-    <w:rPr>
-      <w:kern w:val="0"/>
-      <w14:ligatures w14:val="none"/>
-    </w:rPr>
-  </w:style>
-  <w:style w:type="paragraph" w:customStyle="1" w:styleId="081437461A8B4ABD867AAEFD9B41CD95">
-    <w:name w:val="081437461A8B4ABD867AAEFD9B41CD95"/>
-    <w:rsid w:val="00F10D0E"/>
-    <w:rPr>
-      <w:kern w:val="0"/>
-      <w14:ligatures w14:val="none"/>
-    </w:rPr>
-  </w:style>
-  <w:style w:type="paragraph" w:customStyle="1" w:styleId="F996A84E933C43ABAB15DC6EDA536DB8">
-    <w:name w:val="F996A84E933C43ABAB15DC6EDA536DB8"/>
-    <w:rsid w:val="00D70404"/>
-    <w:rPr>
-      <w:kern w:val="0"/>
-      <w14:ligatures w14:val="none"/>
-    </w:rPr>
-  </w:style>
-  <w:style w:type="paragraph" w:customStyle="1" w:styleId="839619B8A3E94B079070E9B8C4EEE9B8">
-    <w:name w:val="839619B8A3E94B079070E9B8C4EEE9B8"/>
-    <w:rsid w:val="00D70404"/>
-    <w:rPr>
-      <w:kern w:val="0"/>
-      <w14:ligatures w14:val="none"/>
-    </w:rPr>
-  </w:style>
-  <w:style w:type="paragraph" w:customStyle="1" w:styleId="E49BACCA1C8248F191FB80B9685135BE">
-    <w:name w:val="E49BACCA1C8248F191FB80B9685135BE"/>
-    <w:rsid w:val="00D70404"/>
-    <w:rPr>
-      <w:kern w:val="0"/>
-      <w14:ligatures w14:val="none"/>
-    </w:rPr>
-  </w:style>
-  <w:style w:type="paragraph" w:customStyle="1" w:styleId="2AAC29760C5649F2B6B07892895EFE76">
-    <w:name w:val="2AAC29760C5649F2B6B07892895EFE76"/>
-    <w:rsid w:val="00D70404"/>
-    <w:rPr>
-      <w:kern w:val="0"/>
-      <w14:ligatures w14:val="none"/>
-    </w:rPr>
-  </w:style>
-  <w:style w:type="paragraph" w:customStyle="1" w:styleId="ED47C6DB365749C5BFC15A136F010B22">
-    <w:name w:val="ED47C6DB365749C5BFC15A136F010B22"/>
-    <w:rsid w:val="00D70404"/>
-    <w:rPr>
-      <w:kern w:val="0"/>
-      <w14:ligatures w14:val="none"/>
-    </w:rPr>
-  </w:style>
-  <w:style w:type="paragraph" w:customStyle="1" w:styleId="B859A3B0F75848BEB9EA7DEBA123900D">
-    <w:name w:val="B859A3B0F75848BEB9EA7DEBA123900D"/>
-    <w:rsid w:val="00D70404"/>
-    <w:rPr>
-      <w:kern w:val="0"/>
-      <w14:ligatures w14:val="none"/>
-    </w:rPr>
-  </w:style>
-  <w:style w:type="paragraph" w:customStyle="1" w:styleId="8249763EDCA34BEDA774FC036B3967DB">
-    <w:name w:val="8249763EDCA34BEDA774FC036B3967DB"/>
-    <w:rsid w:val="00D70404"/>
-    <w:rPr>
-      <w:kern w:val="0"/>
-      <w14:ligatures w14:val="none"/>
-    </w:rPr>
-  </w:style>
-  <w:style w:type="paragraph" w:customStyle="1" w:styleId="916110653108407C9E6FC897B558E441">
-    <w:name w:val="916110653108407C9E6FC897B558E441"/>
-    <w:rsid w:val="00D669CA"/>
-    <w:rPr>
-      <w:kern w:val="0"/>
-      <w14:ligatures w14:val="none"/>
-    </w:rPr>
-  </w:style>
-  <w:style w:type="paragraph" w:customStyle="1" w:styleId="86391017E511467190D66CAA3F0E93B3">
-    <w:name w:val="86391017E511467190D66CAA3F0E93B3"/>
-    <w:rsid w:val="00D669CA"/>
-    <w:rPr>
-      <w:kern w:val="0"/>
-      <w14:ligatures w14:val="none"/>
-    </w:rPr>
-  </w:style>
-  <w:style w:type="paragraph" w:customStyle="1" w:styleId="4F664E6169774C8E9F78A4E7A8154995">
-    <w:name w:val="4F664E6169774C8E9F78A4E7A8154995"/>
-    <w:rsid w:val="002E2830"/>
-    <w:rPr>
-      <w:kern w:val="0"/>
-      <w14:ligatures w14:val="none"/>
-    </w:rPr>
-  </w:style>
-  <w:style w:type="paragraph" w:customStyle="1" w:styleId="EB7F1C5298524E43A00349189C837F4C">
-    <w:name w:val="EB7F1C5298524E43A00349189C837F4C"/>
-    <w:rsid w:val="00B530E9"/>
-    <w:rPr>
-      <w:kern w:val="0"/>
-      <w14:ligatures w14:val="none"/>
-    </w:rPr>
-  </w:style>
-  <w:style w:type="paragraph" w:customStyle="1" w:styleId="D312365A0B764F42ADED3DB1B90B4FE4">
-    <w:name w:val="D312365A0B764F42ADED3DB1B90B4FE4"/>
-    <w:rsid w:val="00B530E9"/>
-    <w:rPr>
-      <w:kern w:val="0"/>
-      <w14:ligatures w14:val="none"/>
-    </w:rPr>
-  </w:style>
   <w:style w:type="paragraph" w:customStyle="1" w:styleId="E7294F908BDF455DAFCAA571C291D392">
     <w:name w:val="E7294F908BDF455DAFCAA571C291D392"/>
     <w:rsid w:val="007B7197"/>
@@ -4385,67 +3610,11 @@
       <w14:ligatures w14:val="none"/>
     </w:rPr>
   </w:style>
-  <w:style w:type="paragraph" w:customStyle="1" w:styleId="416B207E90814A06A5BBC975A40D0780">
-    <w:name w:val="416B207E90814A06A5BBC975A40D0780"/>
-    <w:rsid w:val="00B820F8"/>
-    <w:rPr>
-      <w:kern w:val="0"/>
-      <w14:ligatures w14:val="none"/>
-    </w:rPr>
-  </w:style>
-  <w:style w:type="paragraph" w:customStyle="1" w:styleId="61AC76CA62AE420F8C8F592A1990E459">
-    <w:name w:val="61AC76CA62AE420F8C8F592A1990E459"/>
-    <w:rsid w:val="00B820F8"/>
-    <w:rPr>
-      <w:kern w:val="0"/>
-      <w14:ligatures w14:val="none"/>
-    </w:rPr>
-  </w:style>
-  <w:style w:type="paragraph" w:customStyle="1" w:styleId="9C23AB3BDA314D9A8F12D7DE1219BEB6">
-    <w:name w:val="9C23AB3BDA314D9A8F12D7DE1219BEB6"/>
-    <w:rsid w:val="00B820F8"/>
-    <w:rPr>
-      <w:kern w:val="0"/>
-      <w14:ligatures w14:val="none"/>
-    </w:rPr>
-  </w:style>
-  <w:style w:type="paragraph" w:customStyle="1" w:styleId="8713CDC86B2848E3A5BF11055683A9AB">
-    <w:name w:val="8713CDC86B2848E3A5BF11055683A9AB"/>
-    <w:rsid w:val="00B820F8"/>
-    <w:rPr>
-      <w:kern w:val="0"/>
-      <w14:ligatures w14:val="none"/>
-    </w:rPr>
-  </w:style>
-  <w:style w:type="paragraph" w:customStyle="1" w:styleId="EFB1817683B349F7A13A69D7B73E9F67">
-    <w:name w:val="EFB1817683B349F7A13A69D7B73E9F67"/>
-    <w:rsid w:val="00B820F8"/>
-    <w:rPr>
-      <w:kern w:val="0"/>
-      <w14:ligatures w14:val="none"/>
-    </w:rPr>
-  </w:style>
-  <w:style w:type="paragraph" w:customStyle="1" w:styleId="6EEBE8159D60461E9F3F811AD8B63DA2">
-    <w:name w:val="6EEBE8159D60461E9F3F811AD8B63DA2"/>
-    <w:rsid w:val="00B820F8"/>
-    <w:rPr>
-      <w:kern w:val="0"/>
-      <w14:ligatures w14:val="none"/>
-    </w:rPr>
-  </w:style>
-  <w:style w:type="paragraph" w:customStyle="1" w:styleId="17D68E9445C8421A981E735AA09137FE">
-    <w:name w:val="17D68E9445C8421A981E735AA09137FE"/>
-    <w:rsid w:val="00B820F8"/>
-    <w:rPr>
-      <w:kern w:val="0"/>
-      <w14:ligatures w14:val="none"/>
-    </w:rPr>
-  </w:style>
 </w:styles>
 </file>
 
 <file path=word/glossary/webSettings.xml><?xml version="1.0" encoding="utf-8"?>
-<w:webSettings xmlns:mc="http://schemas.openxmlformats.org/markup-compatibility/2006" xmlns:r="http://schemas.openxmlformats.org/officeDocument/2006/relationships" xmlns:w="http://schemas.openxmlformats.org/wordprocessingml/2006/main" xmlns:w14="http://schemas.microsoft.com/office/word/2010/wordml" xmlns:w15="http://schemas.microsoft.com/office/word/2012/wordml" xmlns:w16cid="http://schemas.microsoft.com/office/word/2016/wordml/cid" xmlns:w16se="http://schemas.microsoft.com/office/word/2015/wordml/symex" mc:Ignorable="w14 w15 w16se w16cid">
+<w:webSettings xmlns:mc="http://schemas.openxmlformats.org/markup-compatibility/2006" xmlns:r="http://schemas.openxmlformats.org/officeDocument/2006/relationships" xmlns:w="http://schemas.openxmlformats.org/wordprocessingml/2006/main" xmlns:w14="http://schemas.microsoft.com/office/word/2010/wordml" xmlns:w15="http://schemas.microsoft.com/office/word/2012/wordml" xmlns:w16cex="http://schemas.microsoft.com/office/word/2018/wordml/cex" xmlns:w16cid="http://schemas.microsoft.com/office/word/2016/wordml/cid" xmlns:w16="http://schemas.microsoft.com/office/word/2018/wordml" xmlns:w16du="http://schemas.microsoft.com/office/word/2023/wordml/word16du" xmlns:w16sdtdh="http://schemas.microsoft.com/office/word/2020/wordml/sdtdatahash" xmlns:w16sdtfl="http://schemas.microsoft.com/office/word/2024/wordml/sdtformatlock" xmlns:w16se="http://schemas.microsoft.com/office/word/2015/wordml/symex" mc:Ignorable="w14 w15 w16se w16cid w16 w16cex w16sdtdh w16sdtfl w16du">
   <w:optimizeForBrowser/>
   <w:allowPNG/>
 </w:webSettings>

--- a/ฟอร์มรายงานผล/Word/ปรสิตวิทยา/รายงานผล Parasite_blood.docx
+++ b/ฟอร์มรายงานผล/Word/ปรสิตวิทยา/รายงานผล Parasite_blood.docx
@@ -36,7 +36,7 @@
           <w:p>
             <w:pPr>
               <w:rPr>
-                <w:rFonts w:ascii="TH SarabunPSK" w:hAnsi="TH SarabunPSK" w:cs="TH SarabunPSK"/>
+                <w:rFonts w:ascii="TH SarabunPSK" w:hAnsi="TH SarabunPSK" w:cs="TH SarabunPSK" w:hint="cs"/>
                 <w:sz w:val="32"/>
                 <w:szCs w:val="32"/>
                 <w:cs/>
@@ -44,43 +44,19 @@
             </w:pPr>
             <w:r>
               <w:rPr>
-                <w:rFonts w:ascii="TH SarabunPSK" w:hAnsi="TH SarabunPSK" w:cs="TH SarabunPSK" w:hint="cs"/>
+                <w:rFonts w:ascii="TH SarabunPSK" w:hAnsi="TH SarabunPSK"/>
                 <w:b/>
                 <w:bCs/>
                 <w:sz w:val="32"/>
-                <w:szCs w:val="32"/>
-                <w:cs/>
-              </w:rPr>
-              <w:t xml:space="preserve"> </w:t>
+              </w:rPr>
+              <w:t xml:space="preserve"> เลขที่รายงาน:</w:t>
             </w:r>
             <w:r>
               <w:rPr>
-                <w:rFonts w:ascii="TH SarabunPSK" w:hAnsi="TH SarabunPSK" w:cs="TH SarabunPSK"/>
-                <w:b/>
-                <w:bCs/>
-                <w:sz w:val="32"/>
-                <w:szCs w:val="32"/>
-                <w:cs/>
-              </w:rPr>
-              <w:t>เลขที่รายงาน</w:t>
-            </w:r>
-            <w:r>
-              <w:rPr>
-                <w:rFonts w:ascii="TH SarabunPSK" w:hAnsi="TH SarabunPSK" w:cs="TH SarabunPSK"/>
-                <w:b/>
-                <w:bCs/>
-                <w:sz w:val="32"/>
-                <w:szCs w:val="32"/>
-              </w:rPr>
-              <w:t>:</w:t>
-            </w:r>
-            <w:r>
-              <w:rPr>
-                <w:rFonts w:ascii="TH SarabunPSK" w:hAnsi="TH SarabunPSK" w:cs="TH SarabunPSK"/>
-                <w:sz w:val="32"/>
-                <w:szCs w:val="32"/>
-              </w:rPr>
-              <w:t xml:space="preserve"> </w:t>
+                <w:rFonts w:ascii="TH SarabunPSK" w:hAnsi="TH SarabunPSK"/>
+                <w:sz w:val="32"/>
+              </w:rPr>
+              <w:t xml:space="preserve"> {{เลขที่รายงาน}}</w:t>
             </w:r>
           </w:p>
         </w:tc>
@@ -103,35 +79,19 @@
             </w:pPr>
             <w:r>
               <w:rPr>
-                <w:rFonts w:ascii="TH SarabunPSK" w:hAnsi="TH SarabunPSK" w:cs="TH SarabunPSK"/>
+                <w:rFonts w:ascii="TH SarabunPSK" w:hAnsi="TH SarabunPSK"/>
                 <w:b/>
                 <w:bCs/>
                 <w:sz w:val="32"/>
-                <w:szCs w:val="32"/>
-                <w:cs/>
-              </w:rPr>
-              <w:t>เลขที่ตัวอย่าง</w:t>
+              </w:rPr>
+              <w:t>เลขที่ตัวอย่าง:</w:t>
             </w:r>
             <w:r>
               <w:rPr>
-                <w:rFonts w:ascii="TH SarabunPSK" w:hAnsi="TH SarabunPSK" w:cs="TH SarabunPSK"/>
-                <w:b/>
-                <w:bCs/>
-                <w:sz w:val="32"/>
-                <w:szCs w:val="32"/>
-              </w:rPr>
-              <w:t>:</w:t>
-            </w:r>
-            <w:r>
-              <w:rPr>
-                <w:rFonts w:ascii="TH SarabunPSK" w:hAnsi="TH SarabunPSK" w:cs="TH SarabunPSK"/>
-                <w:b/>
-                <w:bCs/>
-                <w:sz w:val="32"/>
-                <w:szCs w:val="32"/>
-                <w:cs/>
-              </w:rPr>
-              <w:t xml:space="preserve">   </w:t>
+                <w:rFonts w:ascii="TH SarabunPSK" w:hAnsi="TH SarabunPSK"/>
+                <w:sz w:val="32"/>
+              </w:rPr>
+              <w:t xml:space="preserve"> {{เลขที่ตัวอย่าง}}  </w:t>
             </w:r>
           </w:p>
         </w:tc>
@@ -229,54 +189,19 @@
             </w:pPr>
             <w:r>
               <w:rPr>
-                <w:rFonts w:ascii="TH SarabunPSK" w:hAnsi="TH SarabunPSK" w:cs="TH SarabunPSK"/>
+                <w:rFonts w:ascii="TH SarabunPSK" w:hAnsi="TH SarabunPSK"/>
                 <w:b/>
                 <w:bCs/>
                 <w:sz w:val="32"/>
-                <w:szCs w:val="32"/>
-                <w:cs/>
-              </w:rPr>
-              <w:t>วันที่รับตัวอย่าง</w:t>
+              </w:rPr>
+              <w:t>วันที่รับตัวอย่าง:</w:t>
             </w:r>
             <w:r>
               <w:rPr>
-                <w:rFonts w:ascii="TH SarabunPSK" w:hAnsi="TH SarabunPSK" w:cs="TH SarabunPSK"/>
-                <w:b/>
-                <w:bCs/>
-                <w:sz w:val="32"/>
-                <w:szCs w:val="32"/>
-              </w:rPr>
-              <w:t>:</w:t>
-            </w:r>
-            <w:r>
-              <w:rPr>
-                <w:rFonts w:ascii="TH SarabunPSK" w:hAnsi="TH SarabunPSK" w:cs="TH SarabunPSK"/>
-                <w:b/>
-                <w:bCs/>
-                <w:sz w:val="32"/>
-                <w:szCs w:val="32"/>
-                <w:cs/>
-              </w:rPr>
-              <w:t xml:space="preserve">   </w:t>
-            </w:r>
-            <w:r>
-              <w:rPr>
-                <w:rFonts w:ascii="TH SarabunPSK" w:hAnsi="TH SarabunPSK" w:cs="TH SarabunPSK"/>
-                <w:sz w:val="32"/>
-                <w:szCs w:val="32"/>
-                <w:cs/>
-              </w:rPr>
-              <w:t xml:space="preserve">   </w:t>
-            </w:r>
-            <w:r>
-              <w:rPr>
-                <w:rFonts w:ascii="TH SarabunPSK" w:hAnsi="TH SarabunPSK" w:cs="TH SarabunPSK"/>
-                <w:b/>
-                <w:bCs/>
-                <w:sz w:val="32"/>
-                <w:szCs w:val="32"/>
-              </w:rPr>
-              <w:t xml:space="preserve"> </w:t>
+                <w:rFonts w:ascii="TH SarabunPSK" w:hAnsi="TH SarabunPSK"/>
+                <w:sz w:val="32"/>
+              </w:rPr>
+              <w:t xml:space="preserve"> {{วันที่รับตัวอย่าง}}  </w:t>
             </w:r>
           </w:p>
         </w:tc>
@@ -300,52 +225,19 @@
             </w:pPr>
             <w:r>
               <w:rPr>
-                <w:rFonts w:ascii="TH SarabunPSK" w:hAnsi="TH SarabunPSK" w:cs="TH SarabunPSK"/>
+                <w:rFonts w:ascii="TH SarabunPSK" w:hAnsi="TH SarabunPSK"/>
                 <w:b/>
                 <w:bCs/>
                 <w:sz w:val="32"/>
-                <w:szCs w:val="32"/>
-                <w:cs/>
-              </w:rPr>
-              <w:t>วันที่เริ่มทดสอบ</w:t>
+              </w:rPr>
+              <w:t>วันที่เริ่มทดสอบ:</w:t>
             </w:r>
             <w:r>
               <w:rPr>
-                <w:rFonts w:ascii="TH SarabunPSK" w:hAnsi="TH SarabunPSK" w:cs="TH SarabunPSK"/>
-                <w:b/>
-                <w:bCs/>
-                <w:sz w:val="32"/>
-                <w:szCs w:val="32"/>
-              </w:rPr>
-              <w:t>:</w:t>
-            </w:r>
-            <w:r>
-              <w:rPr>
-                <w:rFonts w:ascii="TH SarabunPSK" w:hAnsi="TH SarabunPSK" w:cs="TH SarabunPSK"/>
-                <w:b/>
-                <w:bCs/>
-                <w:sz w:val="32"/>
-                <w:szCs w:val="32"/>
-                <w:cs/>
-              </w:rPr>
-              <w:t xml:space="preserve">   </w:t>
-            </w:r>
-            <w:r>
-              <w:rPr>
-                <w:rFonts w:ascii="TH SarabunPSK" w:hAnsi="TH SarabunPSK" w:cs="TH SarabunPSK"/>
-                <w:sz w:val="32"/>
-                <w:szCs w:val="32"/>
-                <w:cs/>
-              </w:rPr>
-              <w:t xml:space="preserve">    </w:t>
-            </w:r>
-            <w:r>
-              <w:rPr>
-                <w:rFonts w:ascii="TH SarabunPSK" w:hAnsi="TH SarabunPSK" w:cs="TH SarabunPSK"/>
-                <w:sz w:val="32"/>
-                <w:szCs w:val="32"/>
-              </w:rPr>
-              <w:t xml:space="preserve">  </w:t>
+                <w:rFonts w:ascii="TH SarabunPSK" w:hAnsi="TH SarabunPSK"/>
+                <w:sz w:val="32"/>
+              </w:rPr>
+              <w:t xml:space="preserve"> {{วันที่เริ่มทดสอบ}}</w:t>
             </w:r>
           </w:p>
         </w:tc>
@@ -368,52 +260,19 @@
             </w:pPr>
             <w:r>
               <w:rPr>
-                <w:rFonts w:ascii="TH SarabunPSK" w:hAnsi="TH SarabunPSK" w:cs="TH SarabunPSK"/>
+                <w:rFonts w:ascii="TH SarabunPSK" w:hAnsi="TH SarabunPSK"/>
                 <w:b/>
                 <w:bCs/>
                 <w:sz w:val="32"/>
-                <w:szCs w:val="32"/>
-                <w:cs/>
-              </w:rPr>
-              <w:t>วันที่ตอบผล</w:t>
+              </w:rPr>
+              <w:t>วันที่ตอบผล:</w:t>
             </w:r>
             <w:r>
               <w:rPr>
-                <w:rFonts w:ascii="TH SarabunPSK" w:hAnsi="TH SarabunPSK" w:cs="TH SarabunPSK"/>
-                <w:b/>
-                <w:bCs/>
-                <w:sz w:val="32"/>
-                <w:szCs w:val="32"/>
-              </w:rPr>
-              <w:t>:</w:t>
-            </w:r>
-            <w:r>
-              <w:rPr>
-                <w:rFonts w:ascii="TH SarabunPSK" w:hAnsi="TH SarabunPSK" w:cs="TH SarabunPSK"/>
-                <w:b/>
-                <w:bCs/>
-                <w:sz w:val="32"/>
-                <w:szCs w:val="32"/>
-                <w:cs/>
-              </w:rPr>
-              <w:t xml:space="preserve">   </w:t>
-            </w:r>
-            <w:r>
-              <w:rPr>
-                <w:rFonts w:ascii="TH SarabunPSK" w:hAnsi="TH SarabunPSK" w:cs="TH SarabunPSK"/>
-                <w:sz w:val="32"/>
-                <w:szCs w:val="32"/>
-                <w:cs/>
-              </w:rPr>
-              <w:t xml:space="preserve">  </w:t>
-            </w:r>
-            <w:r>
-              <w:rPr>
-                <w:rFonts w:ascii="TH SarabunPSK" w:hAnsi="TH SarabunPSK" w:cs="TH SarabunPSK"/>
-                <w:sz w:val="32"/>
-                <w:szCs w:val="32"/>
-              </w:rPr>
-              <w:t xml:space="preserve">  </w:t>
+                <w:rFonts w:ascii="TH SarabunPSK" w:hAnsi="TH SarabunPSK"/>
+                <w:sz w:val="32"/>
+              </w:rPr>
+              <w:t xml:space="preserve"> </w:t>
             </w:r>
           </w:p>
         </w:tc>
@@ -533,7 +392,7 @@
                   <w:r>
                     <w:rPr>
                       <w:rFonts w:ascii="TH SarabunPSK" w:hAnsi="TH SarabunPSK" w:cs="TH SarabunPSK"/>
-                      <w:sz w:val="28"/>
+                      <w:sz w:val="32"/>
                     </w:rPr>
                     <w:t>No.</w:t>
                   </w:r>
@@ -558,7 +417,7 @@
                   <w:r>
                     <w:rPr>
                       <w:rFonts w:ascii="TH SarabunPSK" w:hAnsi="TH SarabunPSK" w:cs="TH SarabunPSK"/>
-                      <w:sz w:val="28"/>
+                      <w:sz w:val="32"/>
                     </w:rPr>
                     <w:t>Animal name</w:t>
                   </w:r>
@@ -583,7 +442,7 @@
                   <w:r>
                     <w:rPr>
                       <w:rFonts w:ascii="TH SarabunPSK" w:hAnsi="TH SarabunPSK" w:cs="TH SarabunPSK"/>
-                      <w:sz w:val="28"/>
+                      <w:sz w:val="32"/>
                     </w:rPr>
                     <w:t>Blood parasite</w:t>
                   </w:r>
@@ -608,7 +467,7 @@
                   <w:r>
                     <w:rPr>
                       <w:rFonts w:ascii="TH SarabunPSK" w:hAnsi="TH SarabunPSK" w:cs="TH SarabunPSK"/>
-                      <w:sz w:val="28"/>
+                      <w:sz w:val="32"/>
                     </w:rPr>
                     <w:t>PCV (%)</w:t>
                   </w:r>
@@ -633,7 +492,7 @@
                   <w:r>
                     <w:rPr>
                       <w:rFonts w:ascii="TH SarabunPSK" w:hAnsi="TH SarabunPSK" w:cs="TH SarabunPSK"/>
-                      <w:sz w:val="28"/>
+                      <w:sz w:val="32"/>
                     </w:rPr>
                     <w:t>Other…</w:t>
                   </w:r>
@@ -710,7 +569,7 @@
                   <w:r>
                     <w:rPr>
                       <w:rFonts w:ascii="TH SarabunPSK" w:hAnsi="TH SarabunPSK" w:cs="TH SarabunPSK"/>
-                      <w:sz w:val="28"/>
+                      <w:sz w:val="32"/>
                     </w:rPr>
                     <w:t>Stain thin smear</w:t>
                   </w:r>
@@ -735,7 +594,7 @@
                   <w:r>
                     <w:rPr>
                       <w:rFonts w:ascii="TH SarabunPSK" w:hAnsi="TH SarabunPSK" w:cs="TH SarabunPSK"/>
-                      <w:sz w:val="28"/>
+                      <w:sz w:val="32"/>
                     </w:rPr>
                     <w:t>Woo’s technique</w:t>
                   </w:r>
@@ -802,7 +661,7 @@
                   <w:r>
                     <w:rPr>
                       <w:rFonts w:ascii="TH SarabunPSK" w:hAnsi="TH SarabunPSK" w:cs="TH SarabunPSK" w:hint="cs"/>
-                      <w:sz w:val="28"/>
+                      <w:sz w:val="32"/>
                       <w:szCs w:val="28"/>
                       <w:cs/>
                     </w:rPr>
@@ -820,6 +679,8 @@
                     <w:framePr w:hSpace="180" w:wrap="around" w:vAnchor="text" w:hAnchor="margin" w:xAlign="center" w:y="228"/>
                     <w:rPr>
                       <w:rFonts w:ascii="TH SarabunPSK" w:hAnsi="TH SarabunPSK" w:cs="TH SarabunPSK"/>
+                      <w:b/>
+                      <w:bCs/>
                       <w:sz w:val="28"/>
                       <w:szCs w:val="28"/>
                     </w:rPr>
@@ -838,6 +699,8 @@
                     <w:jc w:val="center"/>
                     <w:rPr>
                       <w:rFonts w:ascii="TH SarabunPSK" w:hAnsi="TH SarabunPSK" w:cs="TH SarabunPSK"/>
+                      <w:b/>
+                      <w:bCs/>
                       <w:sz w:val="28"/>
                       <w:szCs w:val="28"/>
                     </w:rPr>
@@ -855,6 +718,8 @@
                     <w:jc w:val="center"/>
                     <w:rPr>
                       <w:rFonts w:ascii="TH SarabunPSK" w:hAnsi="TH SarabunPSK" w:cs="TH SarabunPSK"/>
+                      <w:b/>
+                      <w:bCs/>
                       <w:sz w:val="28"/>
                       <w:szCs w:val="28"/>
                     </w:rPr>
@@ -873,6 +738,8 @@
                     <w:jc w:val="center"/>
                     <w:rPr>
                       <w:rFonts w:ascii="TH SarabunPSK" w:hAnsi="TH SarabunPSK" w:cs="TH SarabunPSK"/>
+                      <w:b/>
+                      <w:bCs/>
                       <w:sz w:val="28"/>
                       <w:szCs w:val="28"/>
                     </w:rPr>
@@ -898,7 +765,7 @@
                   <w:r>
                     <w:rPr>
                       <w:rFonts w:ascii="TH SarabunPSK" w:hAnsi="TH SarabunPSK" w:cs="TH SarabunPSK" w:hint="cs"/>
-                      <w:sz w:val="28"/>
+                      <w:sz w:val="32"/>
                       <w:szCs w:val="28"/>
                       <w:cs/>
                     </w:rPr>
@@ -957,7 +824,7 @@
             <w:r>
               <w:rPr>
                 <w:rFonts w:ascii="TH SarabunPSK" w:hAnsi="TH SarabunPSK" w:cs="TH SarabunPSK"/>
-                <w:sz w:val="24"/>
+                <w:sz w:val="32"/>
                 <w:szCs w:val="24"/>
               </w:rPr>
               <w:t xml:space="preserve">      NF = </w:t>
@@ -965,7 +832,7 @@
             <w:r>
               <w:rPr>
                 <w:rFonts w:ascii="TH SarabunPSK" w:hAnsi="TH SarabunPSK" w:cs="TH SarabunPSK"/>
-                <w:sz w:val="24"/>
+                <w:sz w:val="32"/>
                 <w:szCs w:val="24"/>
               </w:rPr>
               <w:t>N</w:t>
@@ -973,7 +840,7 @@
             <w:r>
               <w:rPr>
                 <w:rFonts w:ascii="TH SarabunPSK" w:hAnsi="TH SarabunPSK" w:cs="TH SarabunPSK"/>
-                <w:sz w:val="24"/>
+                <w:sz w:val="32"/>
                 <w:szCs w:val="24"/>
               </w:rPr>
               <w:t>ot found</w:t>
@@ -1007,7 +874,7 @@
                 <w:rFonts w:ascii="TH SarabunPSK" w:hAnsi="TH SarabunPSK" w:cs="TH SarabunPSK"/>
                 <w:b/>
                 <w:bCs/>
-                <w:sz w:val="28"/>
+                <w:sz w:val="32"/>
                 <w:szCs w:val="28"/>
                 <w:cs/>
               </w:rPr>
@@ -1016,7 +883,7 @@
             <w:r>
               <w:rPr>
                 <w:rFonts w:ascii="TH SarabunPSK" w:hAnsi="TH SarabunPSK" w:cs="TH SarabunPSK" w:hint="cs"/>
-                <w:sz w:val="40"/>
+                <w:sz w:val="32"/>
                 <w:szCs w:val="28"/>
                 <w:cs/>
               </w:rPr>
@@ -3002,11 +2869,10 @@
 <file path=word/glossary/fontTable.xml><?xml version="1.0" encoding="utf-8"?>
 <w:fonts xmlns:mc="http://schemas.openxmlformats.org/markup-compatibility/2006" xmlns:r="http://schemas.openxmlformats.org/officeDocument/2006/relationships" xmlns:w="http://schemas.openxmlformats.org/wordprocessingml/2006/main" xmlns:w14="http://schemas.microsoft.com/office/word/2010/wordml" xmlns:w15="http://schemas.microsoft.com/office/word/2012/wordml" xmlns:w16cex="http://schemas.microsoft.com/office/word/2018/wordml/cex" xmlns:w16cid="http://schemas.microsoft.com/office/word/2016/wordml/cid" xmlns:w16="http://schemas.microsoft.com/office/word/2018/wordml" xmlns:w16du="http://schemas.microsoft.com/office/word/2023/wordml/word16du" xmlns:w16sdtdh="http://schemas.microsoft.com/office/word/2020/wordml/sdtdatahash" xmlns:w16sdtfl="http://schemas.microsoft.com/office/word/2024/wordml/sdtformatlock" xmlns:w16se="http://schemas.microsoft.com/office/word/2015/wordml/symex" mc:Ignorable="w14 w15 w16se w16cid w16 w16cex w16sdtdh w16sdtfl w16du">
   <w:font w:name="TH SarabunPSK">
-    <w:panose1 w:val="020B0500040200020003"/>
-    <w:charset w:val="00"/>
+    <w:charset w:val="DE"/>
     <w:family w:val="swiss"/>
     <w:pitch w:val="variable"/>
-    <w:sig w:usb0="A100006F" w:usb1="5000205A" w:usb2="00000000" w:usb3="00000000" w:csb0="00010183" w:csb1="00000000"/>
+    <w:sig w:usb0="01000003" w:usb1="00000000" w:usb2="00000000" w:usb3="00000000" w:csb0="00010111" w:csb1="00000000"/>
   </w:font>
   <w:font w:name="Times New Roman">
     <w:panose1 w:val="02020603050405020304"/>
@@ -3137,6 +3003,7 @@
     <w:rsid w:val="008D0E20"/>
     <w:rsid w:val="008D2DA1"/>
     <w:rsid w:val="0094265F"/>
+    <w:rsid w:val="00982215"/>
     <w:rsid w:val="00986496"/>
     <w:rsid w:val="009C3775"/>
     <w:rsid w:val="00A0691E"/>
@@ -3145,12 +3012,14 @@
     <w:rsid w:val="00A65FC9"/>
     <w:rsid w:val="00A9791A"/>
     <w:rsid w:val="00AE3C2D"/>
+    <w:rsid w:val="00B00EB1"/>
     <w:rsid w:val="00B00FA2"/>
     <w:rsid w:val="00B314BD"/>
     <w:rsid w:val="00B530E9"/>
     <w:rsid w:val="00B820F8"/>
     <w:rsid w:val="00BA6914"/>
     <w:rsid w:val="00BC0395"/>
+    <w:rsid w:val="00BE41F8"/>
     <w:rsid w:val="00C30016"/>
     <w:rsid w:val="00CC6067"/>
     <w:rsid w:val="00CD5938"/>
@@ -3175,6 +3044,7 @@
     <w:rsid w:val="00F10D0E"/>
     <w:rsid w:val="00F24F93"/>
     <w:rsid w:val="00F27DD7"/>
+    <w:rsid w:val="00FA0FDE"/>
     <w:rsid w:val="00FC48A3"/>
     <w:rsid w:val="00FF55D0"/>
   </w:rsids>
